--- a/보관본/러시아 인권변호사/Word/9부/9부_2화_녹는_땅.docx
+++ b/보관본/러시아 인권변호사/Word/9부/9부_2화_녹는_땅.docx
@@ -36,7 +36,7 @@
           <w:i w:val="0"/>
           <w:sz w:val="22"/>
         </w:rPr>
-        <w:t>알렉세이 “료샤” 오를로프(대통령, 두 번째 임기 마지막 해) / 카탸 리시나(대통령 비서실 실무 총괄, 동행) / 이리나 올레고브나 마르첸코(대통령 행정실장, 전화) / 올레그 세르게예비치 부르체프(시비르스크 주지사, 신규) / 아글라야 표도로브나 레미조바(노보크루츠크 영구동토 연구소 연구원, 신규) / 예고르 알렉산드로비치 젤레즈냐크(지방예산검증 총국장, 전화) / 세묜 이바노비치 두빈·갈리나 페트로브나 두비나(1부 「Сибзавод」 사건의 목격자 부부) / 류드밀라 이고레브나 사프로노바(1부 「Сибзавод」 사고 희생자의 미망인) / 마리나 드미트리예브나 쿠즈네초바(「Новтекс」 노동자 대표) / 안나 미하일로브나 오를로바(료샤의 어머니, 전화) / 니키타 바실리예비치 쇼린(주 산림화재 대응본부장, 신규) / 미하일 예고로비치(촐칸족 원로, 타이볼라, 93세) / 막심 이고레비치 볼딘(경호 책임자, 언급만)</w:t>
+        <w:t>알렉세이 “료샤” 오를로프(대통령, 두 번째 임기 마지막 해) / 카탸 리시나(대통령 비서실 실무 총괄, 동행) / 이리나 올레고브나 마르첸코(대통령 행정실장, 전화) / 올레그 세르게예비치 부르체프(시베리아 주지사, 신규) / 아글라야 표도로브나 레미조바(노보크루츠크 영구동토 연구소 연구원, 신규) / 예고르 알렉산드로비치 베트로프(지방예산검증 총국장, 전화) / 세묜 이바노비치 두빈·갈리나 페트로브나 두비나(1부 「Сибзавод」 사건의 목격자 부부) / 류드밀라 이고레브나 사프로노바(1부 「Сибзавод」 사고 희생자의 미망인) / 마리나 드미트리예브나 쿠즈네초바(「Новтекс」 노동자 대표) / 안나 미하일로브나 오를로바(료샤의 어머니, 전화) / 니키타 바실리예비치 쇼린(주 산림화재 대응본부장, 신규) / 미하일 예고로비치(촐칸족 원로, 타이볼라, 93세) / 막심 이고레비치 볼딘(경호 책임자, 언급만)</w:t>
       </w:r>
     </w:p>
     <w:p>
@@ -62,7 +62,7 @@
           <w:i w:val="0"/>
           <w:sz w:val="22"/>
         </w:rPr>
-        <w:t>1화로부터 약 넉 달 뒤, 초여름. 1화 밤 미하일 예고로비치의 전화(“땅이 물러졌다”)를 받고 약속했던 귀향이 산불과 함께 이루어진다. 임기가 여덟 달 남짓 남은 료샤가 고향 시비르스크 주로 간다. 기록적인 더위에 영구동토가 녹으면서 노보크루츠크 북부 구역의 말뚝 기초 주택과 강변 송유관이 기울고, 도로에서 300km 떨어진 타이볼라 숲에는 ‘관찰 구역’이라는 이유로 방치된 산불이 번진다. 1부의 사람들을 9년여 만에 한자리에서 다시 만나는 귀향. 아버지와 스승의 묘는 가을(6화)로 미룬다.</w:t>
+        <w:t>1화로부터 약 넉 달 뒤, 초여름. 1화 밤 미하일 예고로비치의 전화(“땅이 물러졌다”)를 받고 약속했던 귀향이 산불과 함께 이루어진다. 임기가 여덟 달 남짓 남은 료샤가 고향 시베리아 주로 간다. 기록적인 더위에 영구동토가 녹으면서 노보크루츠크 북부 구역의 말뚝 기초 주택과 강변 송유관이 기울고, 도로에서 300km 떨어진 타이볼라 숲에는 ‘관찰 구역’이라는 이유로 방치된 산불이 번진다. 1부의 사람들을 9년여 만에 한자리에서 다시 만나는 귀향. 아버지와 스승의 묘는 가을(6화)로 미룬다.</w:t>
       </w:r>
     </w:p>
     <w:p>
@@ -78,7 +78,7 @@
           <w:color w:val="1F3864"/>
           <w:sz w:val="26"/>
         </w:rPr>
-        <w:t>장면 1 — 대통령 전용기, 시비르스크 주 상공 — 연기 아래의 지도</w:t>
+        <w:t>장면 1 — 대통령 전용기, 시베리아 주 상공 — 연기 아래의 지도</w:t>
       </w:r>
     </w:p>
     <w:p>
@@ -1417,7 +1417,7 @@
           <w:i w:val="0"/>
           <w:sz w:val="22"/>
         </w:rPr>
-        <w:t xml:space="preserve"> Соедините меня с Железняком.</w:t>
+        <w:t xml:space="preserve"> Соедините меня с Ветровым.</w:t>
       </w:r>
     </w:p>
     <w:p>
@@ -1431,7 +1431,7 @@
           <w:i w:val="0"/>
           <w:sz w:val="22"/>
         </w:rPr>
-        <w:t xml:space="preserve">Железняк: </w:t>
+        <w:t xml:space="preserve">Ветров: </w:t>
       </w:r>
       <w:r>
         <w:rPr>
@@ -1487,7 +1487,7 @@
           <w:i w:val="0"/>
           <w:sz w:val="22"/>
         </w:rPr>
-        <w:t xml:space="preserve">Железняк: </w:t>
+        <w:t xml:space="preserve">Ветров: </w:t>
       </w:r>
       <w:r>
         <w:rPr>
@@ -1543,7 +1543,7 @@
           <w:i w:val="0"/>
           <w:sz w:val="22"/>
         </w:rPr>
-        <w:t xml:space="preserve">Железняк: </w:t>
+        <w:t xml:space="preserve">Ветров: </w:t>
       </w:r>
       <w:r>
         <w:rPr>
@@ -1589,7 +1589,7 @@
           <w:i w:val="0"/>
           <w:sz w:val="22"/>
         </w:rPr>
-        <w:t xml:space="preserve">Железняк: </w:t>
+        <w:t xml:space="preserve">Ветров: </w:t>
       </w:r>
       <w:r>
         <w:rPr>
@@ -4092,7 +4092,7 @@
           <w:i w:val="0"/>
           <w:sz w:val="22"/>
         </w:rPr>
-        <w:t xml:space="preserve">Мне девяносто третий год. Мне уже всё можно. </w:t>
+        <w:t xml:space="preserve">Мне девяносто три года. Мне уже всё можно. </w:t>
       </w:r>
       <w:r>
         <w:rPr>
@@ -5293,7 +5293,7 @@
           <w:i w:val="0"/>
           <w:sz w:val="22"/>
         </w:rPr>
-        <w:t xml:space="preserve"> Правительство внесло поправку в повестку. Железняк прислал первые данные: абонентскую плату за несуществующие датчики область платила до прошлого месяца.</w:t>
+        <w:t xml:space="preserve"> Правительство внесло поправку в повестку. Ветров прислал первые данные: абонентскую плату за несуществующие датчики область платила до прошлого месяца.</w:t>
       </w:r>
     </w:p>
     <w:p>
@@ -5408,7 +5408,7 @@
           <w:i w:val="0"/>
           <w:sz w:val="22"/>
         </w:rPr>
-        <w:t xml:space="preserve">Я с ним честно. Жёстко будет в суде, если Железняк найдёт, куда шли деньги. </w:t>
+        <w:t xml:space="preserve">Я с ним честно. Жёстко будет в суде, если Ветров найдёт, куда шли деньги. </w:t>
       </w:r>
       <w:r>
         <w:rPr>

--- a/보관본/러시아 인권변호사/Word/9부/9부_2화_녹는_땅.docx
+++ b/보관본/러시아 인권변호사/Word/9부/9부_2화_녹는_땅.docx
@@ -3105,7 +3105,7 @@
           <w:i w:val="0"/>
           <w:sz w:val="22"/>
         </w:rPr>
-        <w:t>Здесь было бюро Быкова. Две комнаты, потолок протекал над моим столом. Зоя Петровна тогда сказала: «Стены сдадут под парикмахерскую, и Витя бы над этим посмеялся».</w:t>
+        <w:t>Здесь было бюро Быкова. Две комнаты, мой стол — у батареи, окно на старый рынок. Зоя Петровна тогда сказала: «Стены сдадут под парикмахерскую, и Витя бы над этим посмеялся».</w:t>
       </w:r>
     </w:p>
     <w:p>
@@ -3184,7 +3184,7 @@
           <w:i w:val="0"/>
           <w:sz w:val="22"/>
         </w:rPr>
-        <w:t>Мне всегда казалось, что «Свет» начался в Москве. С той комнаты, где тоже протекало.</w:t>
+        <w:t>Мне всегда казалось, что «Свет» начался в Москве. С той комнаты, где протекал потолок.</w:t>
       </w:r>
     </w:p>
     <w:p>
@@ -5791,7 +5791,7 @@
           <w:i w:val="0"/>
           <w:sz w:val="22"/>
         </w:rPr>
-        <w:t xml:space="preserve"> — / В ней есть душа, в ней есть свобода, / В ней есть любовь, в ней есть язык…» — 튜체프가 자연을 ‘혼 없는 주형’으로 보는 사람들에게 맞서 쓴 시. 장면 9에서 무너지는 강기슭, 부모의 무덤 앞에 선 93세 미하일이 “뭐라도 읽어 달라”고 청하자 료샤가 들려준다. 1부 7화에서 “우리 말로는 서류를 쓰지 않고 노래를 부른다”던 미하일은 “그 말(язык)을 평생 들어 왔다, 땅이 지금 ‘노인아, 더 높이 올라가라’고 말한다”고 받는다. 영구동토 해빙을 적이 아닌 ‘말하는 자연’으로 듣고, 강제이주가 아닌 공동체 스스로의 결정으로 옮겨 가겠다는 결심으로 이어진다. 1부 7화에서 료샤가 같은 사람에게 읽어 준 예세닌과 짝을 이룬다.</w:t>
+        <w:t xml:space="preserve"> — / В ней есть душа, в ней есть свобода, / В ней есть любовь, в ней есть язык…» — 한국어 해설: 튜체프가 자연을 ‘혼 없는 주형’으로 보는 사람들에게 맞서 쓴 시. 장면 9에서 무너지는 강기슭, 부모의 무덤 앞에 선 93세 미하일이 “뭐라도 읽어 달라”고 청하자 료샤가 들려준다. 1부 7화에서 “우리 말로는 서류를 쓰지 않고 노래를 부른다”던 미하일은 “그 말(язык)을 평생 들어 왔다, 땅이 지금 ‘노인아, 더 높이 올라가라’고 말한다”고 받는다. 영구동토 해빙을 적이 아닌 ‘말하는 자연’으로 듣고, 강제이주가 아닌 공동체 스스로의 결정으로 옮겨 가겠다는 결심으로 이어진다. 1부 7화에서 료샤가 같은 사람에게 읽어 준 예세닌과 짝을 이룬다.</w:t>
       </w:r>
     </w:p>
     <w:p>
@@ -5814,7 +5814,7 @@
           <w:i w:val="0"/>
           <w:sz w:val="22"/>
         </w:rPr>
-        <w:t xml:space="preserve"> — отворяй ворота» — 불행은 한 번에 몰려온다는 뜻의 속담. 장면 2에서 대피소가 된 체육관의 갈리나가 더위, 타이가의 연기, 금이 간 집, 천식을 앓는 손자를 한꺼번에 늘어놓으며 쓴다. 기후 재난이 한 가지 사건이 아니라 겹겹의 생활 문제로 서민에게 닥친다는 이 화의 주제를 부엌의 말로 압축한다.</w:t>
+        <w:t xml:space="preserve"> — отворяй ворота» — 한국어 해설: 불행은 한 번에 몰려온다는 뜻의 속담. 장면 2에서 대피소가 된 체육관의 갈리나가 더위, 타이가의 연기, 금이 간 집, 천식을 앓는 손자를 한꺼번에 늘어놓으며 쓴다. 기후 재난이 한 가지 사건이 아니라 겹겹의 생활 문제로 서민에게 닥친다는 이 화의 주제를 부엌의 말로 압축한다.</w:t>
       </w:r>
     </w:p>
     <w:p>

--- a/보관본/러시아 인권변호사/Word/9부/9부_2화_녹는_땅.docx
+++ b/보관본/러시아 인권변호사/Word/9부/9부_2화_녹는_땅.docx
@@ -36,7 +36,7 @@
           <w:i w:val="0"/>
           <w:sz w:val="22"/>
         </w:rPr>
-        <w:t>알렉세이 “료샤” 오를로프(대통령, 두 번째 임기 마지막 해) / 카탸 리시나(대통령 비서실 실무 총괄, 동행) / 이리나 올레고브나 마르첸코(대통령 행정실장, 전화) / 올레그 세르게예비치 부르체프(시베리아 주지사, 신규) / 아글라야 표도로브나 레미조바(노보크루츠크 영구동토 연구소 연구원, 신규) / 예고르 알렉산드로비치 베트로프(지방예산검증 총국장, 전화) / 세묜 이바노비치 두빈·갈리나 페트로브나 두비나(1부 「Сибзавод」 사건의 목격자 부부) / 류드밀라 이고레브나 사프로노바(1부 「Сибзавод」 사고 희생자의 미망인) / 마리나 드미트리예브나 쿠즈네초바(「Новтекс」 노동자 대표) / 안나 미하일로브나 오를로바(료샤의 어머니, 전화) / 니키타 바실리예비치 쇼린(주 산림화재 대응본부장, 신규) / 미하일 예고로비치(촐칸족 원로, 타이볼라, 93세) / 막심 이고레비치 볼딘(경호 책임자, 언급만)</w:t>
+        <w:t>알렉세이 “료샤” 오를로프(대통령, 두 번째 임기 마지막 해) / 카탸 리시나(대통령 비서실 실무 총괄, 동행) / 이리나 올레고브나 마르첸코(대통령 행정실장, 전화) / 올레그 세르게예비치 부르체프(시베리아 주지사, 신규) / 아글라야 표도로브나 레미조바(노보크루츠크 영구동토 연구소 연구원, 신규) / 예고르 알렉산드로비치 베트로프(지방예산검증 총국장, 전화) / 세묜 이바노비치 두빈·갈리나 페트로브나 두비나(1부 「Сибзавод」 사건의 목격자 부부) / 류드밀라 이고레브나 사프로노바(1부 「Сибзавод」 사고 희생자의 미망인) / 마리나 드미트리예브나 쿠즈네초바(「Новтекс」 노동자 대표) / 안나 미하일로브나 오를로바(료샤의 어머니, 전화) / 니키타 바실리예비치 쇼린(주 산림화재 대응본부장, 신규) / 미하일 예고로비치(촐칸족 원로, 타이볼라, 93세) / 막심 이고레비치 볼딘(경호 책임자, 언급만) / 타이시야 그리고리예브나(옛 시장 피로시키 좌판 주인, 단역) / 예핌 사비치(옛 시장 모종 좌판의 동네 어른, 단역) / 경호원(단역)</w:t>
       </w:r>
     </w:p>
     <w:p>
@@ -3373,7 +3373,7 @@
           <w:color w:val="1F3864"/>
           <w:sz w:val="26"/>
         </w:rPr>
-        <w:t>장면 7 — 「Новтекс」 기숙사 — 마리나의 부엌</w:t>
+        <w:t>장면 7 — 옛 시장 모퉁이 — 알아보는 이웃, 피로시키 좌판</w:t>
       </w:r>
     </w:p>
     <w:p>
@@ -3383,30 +3383,12 @@
       <w:r>
         <w:rPr>
           <w:rFonts w:ascii="Times New Roman" w:hAnsi="Times New Roman" w:eastAsia="Malgun Gothic"/>
-          <w:b/>
-          <w:i w:val="0"/>
-          <w:sz w:val="22"/>
-        </w:rPr>
-        <w:t xml:space="preserve">Марина: </w:t>
-      </w:r>
-      <w:r>
-        <w:rPr>
-          <w:rFonts w:ascii="Times New Roman" w:hAnsi="Times New Roman" w:eastAsia="Malgun Gothic"/>
           <w:b w:val="0"/>
           <w:i/>
           <w:color w:val="555555"/>
           <w:sz w:val="22"/>
         </w:rPr>
-        <w:t>(выходя навстречу в косынке, с половником)</w:t>
-      </w:r>
-      <w:r>
-        <w:rPr>
-          <w:rFonts w:ascii="Times New Roman" w:hAnsi="Times New Roman" w:eastAsia="Malgun Gothic"/>
-          <w:b w:val="0"/>
-          <w:i w:val="0"/>
-          <w:sz w:val="22"/>
-        </w:rPr>
-        <w:t xml:space="preserve"> Алексей! Я так и знала, что ты к нам доберёшься. Девчонки, это не проверка, это свои.</w:t>
+        <w:t>(Машина стоит у «Локона». Через дорогу — ворота старого рынка, половина рядов под навесами, в воздухе горчит гарь. Лёша выходит, за ним — охранник.)</w:t>
       </w:r>
     </w:p>
     <w:p>
@@ -3420,16 +3402,16 @@
           <w:i w:val="0"/>
           <w:sz w:val="22"/>
         </w:rPr>
-        <w:t xml:space="preserve">Лёша: </w:t>
-      </w:r>
-      <w:r>
-        <w:rPr>
-          <w:rFonts w:ascii="Times New Roman" w:hAnsi="Times New Roman" w:eastAsia="Malgun Gothic"/>
-          <w:b w:val="0"/>
-          <w:i w:val="0"/>
-          <w:sz w:val="22"/>
-        </w:rPr>
-        <w:t>Марина Дмитриевна, у вас тут столовая?</w:t>
+        <w:t xml:space="preserve">Охранник: </w:t>
+      </w:r>
+      <w:r>
+        <w:rPr>
+          <w:rFonts w:ascii="Times New Roman" w:hAnsi="Times New Roman" w:eastAsia="Malgun Gothic"/>
+          <w:b w:val="0"/>
+          <w:i w:val="0"/>
+          <w:sz w:val="22"/>
+        </w:rPr>
+        <w:t>Алексей Николаевич, десять минут. К рядам — только рядом со мной. Толпу не собираем.</w:t>
       </w:r>
     </w:p>
     <w:p>
@@ -3443,16 +3425,16 @@
           <w:i w:val="0"/>
           <w:sz w:val="22"/>
         </w:rPr>
-        <w:t xml:space="preserve">Марина: </w:t>
-      </w:r>
-      <w:r>
-        <w:rPr>
-          <w:rFonts w:ascii="Times New Roman" w:hAnsi="Times New Roman" w:eastAsia="Malgun Gothic"/>
-          <w:b w:val="0"/>
-          <w:i w:val="0"/>
-          <w:sz w:val="22"/>
-        </w:rPr>
-        <w:t>У нас тут всё. Общежитие «Новтекса» — сорок комнат. Двадцать отдали погорельцам с Заречной, в остальных кормим пожарных, которые с авиабазы. Фабрика стоит — дым в цехах, станки не любят.</w:t>
+        <w:t xml:space="preserve">Лёша: </w:t>
+      </w:r>
+      <w:r>
+        <w:rPr>
+          <w:rFonts w:ascii="Times New Roman" w:hAnsi="Times New Roman" w:eastAsia="Malgun Gothic"/>
+          <w:b w:val="0"/>
+          <w:i w:val="0"/>
+          <w:sz w:val="22"/>
+        </w:rPr>
+        <w:t>Понял. Не собираем.</w:t>
       </w:r>
     </w:p>
     <w:p>
@@ -3466,16 +3448,26 @@
           <w:i w:val="0"/>
           <w:sz w:val="22"/>
         </w:rPr>
-        <w:t xml:space="preserve">Лёша: </w:t>
-      </w:r>
-      <w:r>
-        <w:rPr>
-          <w:rFonts w:ascii="Times New Roman" w:hAnsi="Times New Roman" w:eastAsia="Malgun Gothic"/>
-          <w:b w:val="0"/>
-          <w:i w:val="0"/>
-          <w:sz w:val="22"/>
-        </w:rPr>
-        <w:t>Кто это организовал?</w:t>
+        <w:t xml:space="preserve">Ефим: </w:t>
+      </w:r>
+      <w:r>
+        <w:rPr>
+          <w:rFonts w:ascii="Times New Roman" w:hAnsi="Times New Roman" w:eastAsia="Malgun Gothic"/>
+          <w:b w:val="0"/>
+          <w:i/>
+          <w:color w:val="555555"/>
+          <w:sz w:val="22"/>
+        </w:rPr>
+        <w:t>(из-за лотка с рассадой, прищурившись)</w:t>
+      </w:r>
+      <w:r>
+        <w:rPr>
+          <w:rFonts w:ascii="Times New Roman" w:hAnsi="Times New Roman" w:eastAsia="Malgun Gothic"/>
+          <w:b w:val="0"/>
+          <w:i w:val="0"/>
+          <w:sz w:val="22"/>
+        </w:rPr>
+        <w:t xml:space="preserve"> Погоди-ка… Лёшка? Орловых Лёшка?</w:t>
       </w:r>
     </w:p>
     <w:p>
@@ -3489,16 +3481,16 @@
           <w:i w:val="0"/>
           <w:sz w:val="22"/>
         </w:rPr>
-        <w:t xml:space="preserve">Марина: </w:t>
-      </w:r>
-      <w:r>
-        <w:rPr>
-          <w:rFonts w:ascii="Times New Roman" w:hAnsi="Times New Roman" w:eastAsia="Malgun Gothic"/>
-          <w:b w:val="0"/>
-          <w:i w:val="0"/>
-          <w:sz w:val="22"/>
-        </w:rPr>
-        <w:t>Совет трудового коллектива. То есть я. Директор согласился, когда я сказала, что иначе мы сделаем это без его согласия.</w:t>
+        <w:t xml:space="preserve">Лёша: </w:t>
+      </w:r>
+      <w:r>
+        <w:rPr>
+          <w:rFonts w:ascii="Times New Roman" w:hAnsi="Times New Roman" w:eastAsia="Malgun Gothic"/>
+          <w:b w:val="0"/>
+          <w:i w:val="0"/>
+          <w:sz w:val="22"/>
+        </w:rPr>
+        <w:t>Он самый, Ефим Саввич. Здравствуйте.</w:t>
       </w:r>
     </w:p>
     <w:p>
@@ -3512,16 +3504,16 @@
           <w:i w:val="0"/>
           <w:sz w:val="22"/>
         </w:rPr>
-        <w:t xml:space="preserve">Лёша: </w:t>
-      </w:r>
-      <w:r>
-        <w:rPr>
-          <w:rFonts w:ascii="Times New Roman" w:hAnsi="Times New Roman" w:eastAsia="Malgun Gothic"/>
-          <w:b w:val="0"/>
-          <w:i w:val="0"/>
-          <w:sz w:val="22"/>
-        </w:rPr>
-        <w:t>Узнаю «Новтекс».</w:t>
+        <w:t xml:space="preserve">Ефим: </w:t>
+      </w:r>
+      <w:r>
+        <w:rPr>
+          <w:rFonts w:ascii="Times New Roman" w:hAnsi="Times New Roman" w:eastAsia="Malgun Gothic"/>
+          <w:b w:val="0"/>
+          <w:i w:val="0"/>
+          <w:sz w:val="22"/>
+        </w:rPr>
+        <w:t>Ишь ты — помнит! А я смотрю: вроде ты, а вроде из телевизора. Живьём-то ты пониже будешь.</w:t>
       </w:r>
     </w:p>
     <w:p>
@@ -3535,16 +3527,26 @@
           <w:i w:val="0"/>
           <w:sz w:val="22"/>
         </w:rPr>
-        <w:t xml:space="preserve">Марина: </w:t>
-      </w:r>
-      <w:r>
-        <w:rPr>
-          <w:rFonts w:ascii="Times New Roman" w:hAnsi="Times New Roman" w:eastAsia="Malgun Gothic"/>
-          <w:b w:val="0"/>
-          <w:i w:val="0"/>
-          <w:sz w:val="22"/>
-        </w:rPr>
-        <w:t>Ты узнаёшь, а я вот тебя с трудом. Постарел, Алексей. Седой весь.</w:t>
+        <w:t xml:space="preserve">Лёша: </w:t>
+      </w:r>
+      <w:r>
+        <w:rPr>
+          <w:rFonts w:ascii="Times New Roman" w:hAnsi="Times New Roman" w:eastAsia="Malgun Gothic"/>
+          <w:b w:val="0"/>
+          <w:i/>
+          <w:color w:val="555555"/>
+          <w:sz w:val="22"/>
+        </w:rPr>
+        <w:t>(смеётся)</w:t>
+      </w:r>
+      <w:r>
+        <w:rPr>
+          <w:rFonts w:ascii="Times New Roman" w:hAnsi="Times New Roman" w:eastAsia="Malgun Gothic"/>
+          <w:b w:val="0"/>
+          <w:i w:val="0"/>
+          <w:sz w:val="22"/>
+        </w:rPr>
+        <w:t xml:space="preserve"> Телевизор всех вытягивает.</w:t>
       </w:r>
     </w:p>
     <w:p>
@@ -3558,16 +3560,35 @@
           <w:i w:val="0"/>
           <w:sz w:val="22"/>
         </w:rPr>
-        <w:t xml:space="preserve">Лёша: </w:t>
-      </w:r>
-      <w:r>
-        <w:rPr>
-          <w:rFonts w:ascii="Times New Roman" w:hAnsi="Times New Roman" w:eastAsia="Malgun Gothic"/>
-          <w:b w:val="0"/>
-          <w:i w:val="0"/>
-          <w:sz w:val="22"/>
-        </w:rPr>
-        <w:t>Работа такая.</w:t>
+        <w:t xml:space="preserve">Ефим: </w:t>
+      </w:r>
+      <w:r>
+        <w:rPr>
+          <w:rFonts w:ascii="Times New Roman" w:hAnsi="Times New Roman" w:eastAsia="Malgun Gothic"/>
+          <w:b w:val="0"/>
+          <w:i w:val="0"/>
+          <w:sz w:val="22"/>
+        </w:rPr>
+        <w:t xml:space="preserve">И правильно. Нечего мимо дома ездить. </w:t>
+      </w:r>
+      <w:r>
+        <w:rPr>
+          <w:rFonts w:ascii="Times New Roman" w:hAnsi="Times New Roman" w:eastAsia="Malgun Gothic"/>
+          <w:b w:val="0"/>
+          <w:i/>
+          <w:color w:val="555555"/>
+          <w:sz w:val="22"/>
+        </w:rPr>
+        <w:t>(Охраннику.)</w:t>
+      </w:r>
+      <w:r>
+        <w:rPr>
+          <w:rFonts w:ascii="Times New Roman" w:hAnsi="Times New Roman" w:eastAsia="Malgun Gothic"/>
+          <w:b w:val="0"/>
+          <w:i w:val="0"/>
+          <w:sz w:val="22"/>
+        </w:rPr>
+        <w:t xml:space="preserve"> А ты чего на меня так смотришь, сынок? Я с рассадой, не с гранатой.</w:t>
       </w:r>
     </w:p>
     <w:p>
@@ -3581,16 +3602,99 @@
           <w:i w:val="0"/>
           <w:sz w:val="22"/>
         </w:rPr>
-        <w:t xml:space="preserve">Марина: </w:t>
-      </w:r>
-      <w:r>
-        <w:rPr>
-          <w:rFonts w:ascii="Times New Roman" w:hAnsi="Times New Roman" w:eastAsia="Malgun Gothic"/>
-          <w:b w:val="0"/>
-          <w:i w:val="0"/>
-          <w:sz w:val="22"/>
-        </w:rPr>
-        <w:t xml:space="preserve">Работа у всех такая. </w:t>
+        <w:t xml:space="preserve">Охранник: </w:t>
+      </w:r>
+      <w:r>
+        <w:rPr>
+          <w:rFonts w:ascii="Times New Roman" w:hAnsi="Times New Roman" w:eastAsia="Malgun Gothic"/>
+          <w:b w:val="0"/>
+          <w:i w:val="0"/>
+          <w:sz w:val="22"/>
+        </w:rPr>
+        <w:t>Работа такая, отец. Не обижайтесь.</w:t>
+      </w:r>
+    </w:p>
+    <w:p>
+      <w:pPr>
+        <w:spacing w:before="0" w:after="110" w:line="300" w:lineRule="auto"/>
+      </w:pPr>
+      <w:r>
+        <w:rPr>
+          <w:rFonts w:ascii="Times New Roman" w:hAnsi="Times New Roman" w:eastAsia="Malgun Gothic"/>
+          <w:b/>
+          <w:i w:val="0"/>
+          <w:sz w:val="22"/>
+        </w:rPr>
+        <w:t xml:space="preserve">Ефим: </w:t>
+      </w:r>
+      <w:r>
+        <w:rPr>
+          <w:rFonts w:ascii="Times New Roman" w:hAnsi="Times New Roman" w:eastAsia="Malgun Gothic"/>
+          <w:b w:val="0"/>
+          <w:i w:val="0"/>
+          <w:sz w:val="22"/>
+        </w:rPr>
+        <w:t>Да какие обиды. Помидоры вот в этом году не завяжутся — жара. Одна ботва.</w:t>
+      </w:r>
+    </w:p>
+    <w:p>
+      <w:pPr>
+        <w:spacing w:before="0" w:after="110" w:line="300" w:lineRule="auto"/>
+      </w:pPr>
+      <w:r>
+        <w:rPr>
+          <w:rFonts w:ascii="Times New Roman" w:hAnsi="Times New Roman" w:eastAsia="Malgun Gothic"/>
+          <w:b/>
+          <w:i w:val="0"/>
+          <w:sz w:val="22"/>
+        </w:rPr>
+        <w:t xml:space="preserve">Лёша: </w:t>
+      </w:r>
+      <w:r>
+        <w:rPr>
+          <w:rFonts w:ascii="Times New Roman" w:hAnsi="Times New Roman" w:eastAsia="Malgun Gothic"/>
+          <w:b w:val="0"/>
+          <w:i w:val="0"/>
+          <w:sz w:val="22"/>
+        </w:rPr>
+        <w:t>А вы притеняйте. Мама марлей накрывала.</w:t>
+      </w:r>
+    </w:p>
+    <w:p>
+      <w:pPr>
+        <w:spacing w:before="0" w:after="110" w:line="300" w:lineRule="auto"/>
+      </w:pPr>
+      <w:r>
+        <w:rPr>
+          <w:rFonts w:ascii="Times New Roman" w:hAnsi="Times New Roman" w:eastAsia="Malgun Gothic"/>
+          <w:b/>
+          <w:i w:val="0"/>
+          <w:sz w:val="22"/>
+        </w:rPr>
+        <w:t xml:space="preserve">Ефим: </w:t>
+      </w:r>
+      <w:r>
+        <w:rPr>
+          <w:rFonts w:ascii="Times New Roman" w:hAnsi="Times New Roman" w:eastAsia="Malgun Gothic"/>
+          <w:b w:val="0"/>
+          <w:i w:val="0"/>
+          <w:sz w:val="22"/>
+        </w:rPr>
+        <w:t>Учи учёного! Ладно, иди, иди. Тебя вон Тася уже высматривает.</w:t>
+      </w:r>
+    </w:p>
+    <w:p>
+      <w:pPr>
+        <w:spacing w:before="0" w:after="110" w:line="300" w:lineRule="auto"/>
+      </w:pPr>
+      <w:r>
+        <w:rPr>
+          <w:rFonts w:ascii="Times New Roman" w:hAnsi="Times New Roman" w:eastAsia="Malgun Gothic"/>
+          <w:b/>
+          <w:i w:val="0"/>
+          <w:sz w:val="22"/>
+        </w:rPr>
+        <w:t xml:space="preserve">Таисия: </w:t>
       </w:r>
       <w:r>
         <w:rPr>
@@ -3600,16 +3704,16 @@
           <w:color w:val="555555"/>
           <w:sz w:val="22"/>
         </w:rPr>
-        <w:t>(Серьёзнее.)</w:t>
-      </w:r>
-      <w:r>
-        <w:rPr>
-          <w:rFonts w:ascii="Times New Roman" w:hAnsi="Times New Roman" w:eastAsia="Malgun Gothic"/>
-          <w:b w:val="0"/>
-          <w:i w:val="0"/>
-          <w:sz w:val="22"/>
-        </w:rPr>
-        <w:t xml:space="preserve"> Скажу тебе, пока камер нет. У нас в городе про эту мерзлоту говорят как про погоду: само пройдёт. А не пройдёт. Мы тут всю жизнь живём, мы видим. Каждую весну во дворах новые ямы.</w:t>
+        <w:t>(из-за прилавка с пирожками, вытирая руки о фартук)</w:t>
+      </w:r>
+      <w:r>
+        <w:rPr>
+          <w:rFonts w:ascii="Times New Roman" w:hAnsi="Times New Roman" w:eastAsia="Malgun Gothic"/>
+          <w:b w:val="0"/>
+          <w:i w:val="0"/>
+          <w:sz w:val="22"/>
+        </w:rPr>
+        <w:t xml:space="preserve"> Батюшки мои. Молодой человек из бюро! С капустой и с яйцом, два, и чай без сахара. Угадала?</w:t>
       </w:r>
     </w:p>
     <w:p>
@@ -3632,7 +3736,7 @@
           <w:i w:val="0"/>
           <w:sz w:val="22"/>
         </w:rPr>
-        <w:t>Почему не писали?</w:t>
+        <w:t>Таисия Григорьевна… Вы что, до сих пор помните?</w:t>
       </w:r>
     </w:p>
     <w:p>
@@ -3646,16 +3750,16 @@
           <w:i w:val="0"/>
           <w:sz w:val="22"/>
         </w:rPr>
-        <w:t xml:space="preserve">Марина: </w:t>
-      </w:r>
-      <w:r>
-        <w:rPr>
-          <w:rFonts w:ascii="Times New Roman" w:hAnsi="Times New Roman" w:eastAsia="Malgun Gothic"/>
-          <w:b w:val="0"/>
-          <w:i w:val="0"/>
-          <w:sz w:val="22"/>
-        </w:rPr>
-        <w:t>Писали. Только нам отвечали, что климат — это вопрос глобальный. Что его в Новокруцке не решают. Дома трескаются в Новокруцке, а решают, выходит, где-то ещё.</w:t>
+        <w:t xml:space="preserve">Таисия: </w:t>
+      </w:r>
+      <w:r>
+        <w:rPr>
+          <w:rFonts w:ascii="Times New Roman" w:hAnsi="Times New Roman" w:eastAsia="Malgun Gothic"/>
+          <w:b w:val="0"/>
+          <w:i w:val="0"/>
+          <w:sz w:val="22"/>
+        </w:rPr>
+        <w:t>А как не помнить? Каждое утро одно и то же. И вечно без мелочи: «Таисия Григорьевна, я завтра занесу». Занёс хоть раз?</w:t>
       </w:r>
     </w:p>
     <w:p>
@@ -3678,7 +3782,7 @@
           <w:i w:val="0"/>
           <w:sz w:val="22"/>
         </w:rPr>
-        <w:t>Климат не решают. А сваи, датчики и деньги на них — решают. Здесь и сейчас.</w:t>
+        <w:t>Занёс! Не каждый раз, но занёс.</w:t>
       </w:r>
     </w:p>
     <w:p>
@@ -3692,16 +3796,16 @@
           <w:i w:val="0"/>
           <w:sz w:val="22"/>
         </w:rPr>
-        <w:t xml:space="preserve">Марина: </w:t>
-      </w:r>
-      <w:r>
-        <w:rPr>
-          <w:rFonts w:ascii="Times New Roman" w:hAnsi="Times New Roman" w:eastAsia="Malgun Gothic"/>
-          <w:b w:val="0"/>
-          <w:i w:val="0"/>
-          <w:sz w:val="22"/>
-        </w:rPr>
-        <w:t>Вот это ты им и скажи. Только не в Москве, а здесь. Чтобы люди слышали.</w:t>
+        <w:t xml:space="preserve">Таисия: </w:t>
+      </w:r>
+      <w:r>
+        <w:rPr>
+          <w:rFonts w:ascii="Times New Roman" w:hAnsi="Times New Roman" w:eastAsia="Malgun Gothic"/>
+          <w:b w:val="0"/>
+          <w:i w:val="0"/>
+          <w:sz w:val="22"/>
+        </w:rPr>
+        <w:t>Ну-ну. У меня тетрадочка была, между прочим. Ты там на целую страницу.</w:t>
       </w:r>
     </w:p>
     <w:p>
@@ -3715,16 +3819,26 @@
           <w:i w:val="0"/>
           <w:sz w:val="22"/>
         </w:rPr>
-        <w:t xml:space="preserve">Лёша: </w:t>
-      </w:r>
-      <w:r>
-        <w:rPr>
-          <w:rFonts w:ascii="Times New Roman" w:hAnsi="Times New Roman" w:eastAsia="Malgun Gothic"/>
-          <w:b w:val="0"/>
-          <w:i w:val="0"/>
-          <w:sz w:val="22"/>
-        </w:rPr>
-        <w:t>Скажу вечером. Отсюда.</w:t>
+        <w:t xml:space="preserve">Катя: </w:t>
+      </w:r>
+      <w:r>
+        <w:rPr>
+          <w:rFonts w:ascii="Times New Roman" w:hAnsi="Times New Roman" w:eastAsia="Malgun Gothic"/>
+          <w:b w:val="0"/>
+          <w:i/>
+          <w:color w:val="555555"/>
+          <w:sz w:val="22"/>
+        </w:rPr>
+        <w:t>(тихо, с интересом)</w:t>
+      </w:r>
+      <w:r>
+        <w:rPr>
+          <w:rFonts w:ascii="Times New Roman" w:hAnsi="Times New Roman" w:eastAsia="Malgun Gothic"/>
+          <w:b w:val="0"/>
+          <w:i w:val="0"/>
+          <w:sz w:val="22"/>
+        </w:rPr>
+        <w:t xml:space="preserve"> Алексей Николаевич, у вас долги на рынке?</w:t>
       </w:r>
     </w:p>
     <w:p>
@@ -3738,16 +3852,16 @@
           <w:i w:val="0"/>
           <w:sz w:val="22"/>
         </w:rPr>
-        <w:t xml:space="preserve">Марина: </w:t>
-      </w:r>
-      <w:r>
-        <w:rPr>
-          <w:rFonts w:ascii="Times New Roman" w:hAnsi="Times New Roman" w:eastAsia="Malgun Gothic"/>
-          <w:b w:val="0"/>
-          <w:i w:val="0"/>
-          <w:sz w:val="22"/>
-        </w:rPr>
-        <w:t>И ещё, Алексей. Ты уедешь, через полгода вообще уйдёшь. А мы останемся. Сделай так, чтобы то, что ты сегодня подпишешь, не уехало вместе с тобой.</w:t>
+        <w:t xml:space="preserve">Лёша: </w:t>
+      </w:r>
+      <w:r>
+        <w:rPr>
+          <w:rFonts w:ascii="Times New Roman" w:hAnsi="Times New Roman" w:eastAsia="Malgun Gothic"/>
+          <w:b w:val="0"/>
+          <w:i w:val="0"/>
+          <w:sz w:val="22"/>
+        </w:rPr>
+        <w:t>Были. Кредитная история у меня здесь богатая.</w:t>
       </w:r>
     </w:p>
     <w:p>
@@ -3761,20 +3875,546 @@
           <w:i w:val="0"/>
           <w:sz w:val="22"/>
         </w:rPr>
-        <w:t xml:space="preserve">Лёша: </w:t>
-      </w:r>
-      <w:r>
-        <w:rPr>
-          <w:rFonts w:ascii="Times New Roman" w:hAnsi="Times New Roman" w:eastAsia="Malgun Gothic"/>
-          <w:b w:val="0"/>
-          <w:i w:val="0"/>
-          <w:sz w:val="22"/>
-        </w:rPr>
-        <w:t>Это самое трудное, что мне говорят в последнее время. И самое точное.</w:t>
+        <w:t xml:space="preserve">Таисия: </w:t>
+      </w:r>
+      <w:r>
+        <w:rPr>
+          <w:rFonts w:ascii="Times New Roman" w:hAnsi="Times New Roman" w:eastAsia="Malgun Gothic"/>
+          <w:b w:val="0"/>
+          <w:i w:val="0"/>
+          <w:sz w:val="22"/>
+        </w:rPr>
+        <w:t>Ну что, как обычно?</w:t>
       </w:r>
     </w:p>
     <w:p>
       <w:pPr>
+        <w:spacing w:before="0" w:after="110" w:line="300" w:lineRule="auto"/>
+      </w:pPr>
+      <w:r>
+        <w:rPr>
+          <w:rFonts w:ascii="Times New Roman" w:hAnsi="Times New Roman" w:eastAsia="Malgun Gothic"/>
+          <w:b/>
+          <w:i w:val="0"/>
+          <w:sz w:val="22"/>
+        </w:rPr>
+        <w:t xml:space="preserve">Лёша: </w:t>
+      </w:r>
+      <w:r>
+        <w:rPr>
+          <w:rFonts w:ascii="Times New Roman" w:hAnsi="Times New Roman" w:eastAsia="Malgun Gothic"/>
+          <w:b w:val="0"/>
+          <w:i w:val="0"/>
+          <w:sz w:val="22"/>
+        </w:rPr>
+        <w:t xml:space="preserve">Как обычно. Только… </w:t>
+      </w:r>
+      <w:r>
+        <w:rPr>
+          <w:rFonts w:ascii="Times New Roman" w:hAnsi="Times New Roman" w:eastAsia="Malgun Gothic"/>
+          <w:b w:val="0"/>
+          <w:i/>
+          <w:color w:val="555555"/>
+          <w:sz w:val="22"/>
+        </w:rPr>
+        <w:t>(оглядывается на охранника.)</w:t>
+      </w:r>
+    </w:p>
+    <w:p>
+      <w:pPr>
+        <w:spacing w:before="0" w:after="110" w:line="300" w:lineRule="auto"/>
+      </w:pPr>
+      <w:r>
+        <w:rPr>
+          <w:rFonts w:ascii="Times New Roman" w:hAnsi="Times New Roman" w:eastAsia="Malgun Gothic"/>
+          <w:b/>
+          <w:i w:val="0"/>
+          <w:sz w:val="22"/>
+        </w:rPr>
+        <w:t xml:space="preserve">Охранник: </w:t>
+      </w:r>
+      <w:r>
+        <w:rPr>
+          <w:rFonts w:ascii="Times New Roman" w:hAnsi="Times New Roman" w:eastAsia="Malgun Gothic"/>
+          <w:b w:val="0"/>
+          <w:i w:val="0"/>
+          <w:sz w:val="22"/>
+        </w:rPr>
+        <w:t>Алексей Николаевич, с прилавка нельзя. Порядок.</w:t>
+      </w:r>
+    </w:p>
+    <w:p>
+      <w:pPr>
+        <w:spacing w:before="0" w:after="110" w:line="300" w:lineRule="auto"/>
+      </w:pPr>
+      <w:r>
+        <w:rPr>
+          <w:rFonts w:ascii="Times New Roman" w:hAnsi="Times New Roman" w:eastAsia="Malgun Gothic"/>
+          <w:b/>
+          <w:i w:val="0"/>
+          <w:sz w:val="22"/>
+        </w:rPr>
+        <w:t xml:space="preserve">Таисия: </w:t>
+      </w:r>
+      <w:r>
+        <w:rPr>
+          <w:rFonts w:ascii="Times New Roman" w:hAnsi="Times New Roman" w:eastAsia="Malgun Gothic"/>
+          <w:b w:val="0"/>
+          <w:i w:val="0"/>
+          <w:sz w:val="22"/>
+        </w:rPr>
+        <w:t>Это что ж, он думает, я отравлю? Я его сколько лет кормила — и ничего, вон какой вырос.</w:t>
+      </w:r>
+    </w:p>
+    <w:p>
+      <w:pPr>
+        <w:spacing w:before="0" w:after="110" w:line="300" w:lineRule="auto"/>
+      </w:pPr>
+      <w:r>
+        <w:rPr>
+          <w:rFonts w:ascii="Times New Roman" w:hAnsi="Times New Roman" w:eastAsia="Malgun Gothic"/>
+          <w:b/>
+          <w:i w:val="0"/>
+          <w:sz w:val="22"/>
+        </w:rPr>
+        <w:t xml:space="preserve">Охранник: </w:t>
+      </w:r>
+      <w:r>
+        <w:rPr>
+          <w:rFonts w:ascii="Times New Roman" w:hAnsi="Times New Roman" w:eastAsia="Malgun Gothic"/>
+          <w:b w:val="0"/>
+          <w:i w:val="0"/>
+          <w:sz w:val="22"/>
+        </w:rPr>
+        <w:t>Никто так не думает. Просто порядок для всех один.</w:t>
+      </w:r>
+    </w:p>
+    <w:p>
+      <w:pPr>
+        <w:spacing w:before="0" w:after="110" w:line="300" w:lineRule="auto"/>
+      </w:pPr>
+      <w:r>
+        <w:rPr>
+          <w:rFonts w:ascii="Times New Roman" w:hAnsi="Times New Roman" w:eastAsia="Malgun Gothic"/>
+          <w:b/>
+          <w:i w:val="0"/>
+          <w:sz w:val="22"/>
+        </w:rPr>
+        <w:t xml:space="preserve">Лёша: </w:t>
+      </w:r>
+      <w:r>
+        <w:rPr>
+          <w:rFonts w:ascii="Times New Roman" w:hAnsi="Times New Roman" w:eastAsia="Malgun Gothic"/>
+          <w:b w:val="0"/>
+          <w:i w:val="0"/>
+          <w:sz w:val="22"/>
+        </w:rPr>
+        <w:t>Таисия Григорьевна, давайте так: заверните с собой. Ребята посмотрят — и съедим в машине. Честное слово.</w:t>
+      </w:r>
+    </w:p>
+    <w:p>
+      <w:pPr>
+        <w:spacing w:before="0" w:after="110" w:line="300" w:lineRule="auto"/>
+      </w:pPr>
+      <w:r>
+        <w:rPr>
+          <w:rFonts w:ascii="Times New Roman" w:hAnsi="Times New Roman" w:eastAsia="Malgun Gothic"/>
+          <w:b/>
+          <w:i w:val="0"/>
+          <w:sz w:val="22"/>
+        </w:rPr>
+        <w:t xml:space="preserve">Таисия: </w:t>
+      </w:r>
+      <w:r>
+        <w:rPr>
+          <w:rFonts w:ascii="Times New Roman" w:hAnsi="Times New Roman" w:eastAsia="Malgun Gothic"/>
+          <w:b w:val="0"/>
+          <w:i w:val="0"/>
+          <w:sz w:val="22"/>
+        </w:rPr>
+        <w:t>Заверну. Шесть? Нет, давай восемь, вас вон сколько. Худые все.</w:t>
+      </w:r>
+    </w:p>
+    <w:p>
+      <w:pPr>
+        <w:spacing w:before="0" w:after="110" w:line="300" w:lineRule="auto"/>
+      </w:pPr>
+      <w:r>
+        <w:rPr>
+          <w:rFonts w:ascii="Times New Roman" w:hAnsi="Times New Roman" w:eastAsia="Malgun Gothic"/>
+          <w:b/>
+          <w:i w:val="0"/>
+          <w:sz w:val="22"/>
+        </w:rPr>
+        <w:t xml:space="preserve">Катя: </w:t>
+      </w:r>
+      <w:r>
+        <w:rPr>
+          <w:rFonts w:ascii="Times New Roman" w:hAnsi="Times New Roman" w:eastAsia="Malgun Gothic"/>
+          <w:b w:val="0"/>
+          <w:i/>
+          <w:color w:val="555555"/>
+          <w:sz w:val="22"/>
+        </w:rPr>
+        <w:t>(доставая кошелёк)</w:t>
+      </w:r>
+      <w:r>
+        <w:rPr>
+          <w:rFonts w:ascii="Times New Roman" w:hAnsi="Times New Roman" w:eastAsia="Malgun Gothic"/>
+          <w:b w:val="0"/>
+          <w:i w:val="0"/>
+          <w:sz w:val="22"/>
+        </w:rPr>
+        <w:t xml:space="preserve"> Сколько с нас?</w:t>
+      </w:r>
+    </w:p>
+    <w:p>
+      <w:pPr>
+        <w:spacing w:before="0" w:after="110" w:line="300" w:lineRule="auto"/>
+      </w:pPr>
+      <w:r>
+        <w:rPr>
+          <w:rFonts w:ascii="Times New Roman" w:hAnsi="Times New Roman" w:eastAsia="Malgun Gothic"/>
+          <w:b/>
+          <w:i w:val="0"/>
+          <w:sz w:val="22"/>
+        </w:rPr>
+        <w:t xml:space="preserve">Таисия: </w:t>
+      </w:r>
+      <w:r>
+        <w:rPr>
+          <w:rFonts w:ascii="Times New Roman" w:hAnsi="Times New Roman" w:eastAsia="Malgun Gothic"/>
+          <w:b w:val="0"/>
+          <w:i w:val="0"/>
+          <w:sz w:val="22"/>
+        </w:rPr>
+        <w:t>Убери, милая. За счёт заведения.</w:t>
+      </w:r>
+    </w:p>
+    <w:p>
+      <w:pPr>
+        <w:spacing w:before="0" w:after="110" w:line="300" w:lineRule="auto"/>
+      </w:pPr>
+      <w:r>
+        <w:rPr>
+          <w:rFonts w:ascii="Times New Roman" w:hAnsi="Times New Roman" w:eastAsia="Malgun Gothic"/>
+          <w:b/>
+          <w:i w:val="0"/>
+          <w:sz w:val="22"/>
+        </w:rPr>
+        <w:t xml:space="preserve">Лёша: </w:t>
+      </w:r>
+      <w:r>
+        <w:rPr>
+          <w:rFonts w:ascii="Times New Roman" w:hAnsi="Times New Roman" w:eastAsia="Malgun Gothic"/>
+          <w:b w:val="0"/>
+          <w:i w:val="0"/>
+          <w:sz w:val="22"/>
+        </w:rPr>
+        <w:t>Нет-нет. Мне подарки нельзя, по закону. Я сам его подписывал.</w:t>
+      </w:r>
+    </w:p>
+    <w:p>
+      <w:pPr>
+        <w:spacing w:before="0" w:after="110" w:line="300" w:lineRule="auto"/>
+      </w:pPr>
+      <w:r>
+        <w:rPr>
+          <w:rFonts w:ascii="Times New Roman" w:hAnsi="Times New Roman" w:eastAsia="Malgun Gothic"/>
+          <w:b/>
+          <w:i w:val="0"/>
+          <w:sz w:val="22"/>
+        </w:rPr>
+        <w:t xml:space="preserve">Таисия: </w:t>
+      </w:r>
+      <w:r>
+        <w:rPr>
+          <w:rFonts w:ascii="Times New Roman" w:hAnsi="Times New Roman" w:eastAsia="Malgun Gothic"/>
+          <w:b w:val="0"/>
+          <w:i w:val="0"/>
+          <w:sz w:val="22"/>
+        </w:rPr>
+        <w:t xml:space="preserve">Ишь, законник. Ну раз по закону… </w:t>
+      </w:r>
+      <w:r>
+        <w:rPr>
+          <w:rFonts w:ascii="Times New Roman" w:hAnsi="Times New Roman" w:eastAsia="Malgun Gothic"/>
+          <w:b w:val="0"/>
+          <w:i/>
+          <w:color w:val="555555"/>
+          <w:sz w:val="22"/>
+        </w:rPr>
+        <w:t>(считает на пальцах)</w:t>
+      </w:r>
+      <w:r>
+        <w:rPr>
+          <w:rFonts w:ascii="Times New Roman" w:hAnsi="Times New Roman" w:eastAsia="Malgun Gothic"/>
+          <w:b w:val="0"/>
+          <w:i w:val="0"/>
+          <w:sz w:val="22"/>
+        </w:rPr>
+        <w:t xml:space="preserve"> Давай вот столько. И старый долг сверху. Шучу.</w:t>
+      </w:r>
+    </w:p>
+    <w:p>
+      <w:pPr>
+        <w:spacing w:before="0" w:after="110" w:line="300" w:lineRule="auto"/>
+      </w:pPr>
+      <w:r>
+        <w:rPr>
+          <w:rFonts w:ascii="Times New Roman" w:hAnsi="Times New Roman" w:eastAsia="Malgun Gothic"/>
+          <w:b/>
+          <w:i w:val="0"/>
+          <w:sz w:val="22"/>
+        </w:rPr>
+        <w:t xml:space="preserve">Лёша: </w:t>
+      </w:r>
+      <w:r>
+        <w:rPr>
+          <w:rFonts w:ascii="Times New Roman" w:hAnsi="Times New Roman" w:eastAsia="Malgun Gothic"/>
+          <w:b w:val="0"/>
+          <w:i/>
+          <w:color w:val="555555"/>
+          <w:sz w:val="22"/>
+        </w:rPr>
+        <w:t>(кладёт купюру)</w:t>
+      </w:r>
+      <w:r>
+        <w:rPr>
+          <w:rFonts w:ascii="Times New Roman" w:hAnsi="Times New Roman" w:eastAsia="Malgun Gothic"/>
+          <w:b w:val="0"/>
+          <w:i w:val="0"/>
+          <w:sz w:val="22"/>
+        </w:rPr>
+        <w:t xml:space="preserve"> Сдачи не надо. Считайте, что за тетрадочку.</w:t>
+      </w:r>
+    </w:p>
+    <w:p>
+      <w:pPr>
+        <w:spacing w:before="0" w:after="110" w:line="300" w:lineRule="auto"/>
+      </w:pPr>
+      <w:r>
+        <w:rPr>
+          <w:rFonts w:ascii="Times New Roman" w:hAnsi="Times New Roman" w:eastAsia="Malgun Gothic"/>
+          <w:b/>
+          <w:i w:val="0"/>
+          <w:sz w:val="22"/>
+        </w:rPr>
+        <w:t xml:space="preserve">Охранник: </w:t>
+      </w:r>
+      <w:r>
+        <w:rPr>
+          <w:rFonts w:ascii="Times New Roman" w:hAnsi="Times New Roman" w:eastAsia="Malgun Gothic"/>
+          <w:b w:val="0"/>
+          <w:i/>
+          <w:color w:val="555555"/>
+          <w:sz w:val="22"/>
+        </w:rPr>
+        <w:t>(принимая свёрток)</w:t>
+      </w:r>
+      <w:r>
+        <w:rPr>
+          <w:rFonts w:ascii="Times New Roman" w:hAnsi="Times New Roman" w:eastAsia="Malgun Gothic"/>
+          <w:b w:val="0"/>
+          <w:i w:val="0"/>
+          <w:sz w:val="22"/>
+        </w:rPr>
+        <w:t xml:space="preserve"> Алексей Николаевич, время.</w:t>
+      </w:r>
+    </w:p>
+    <w:p>
+      <w:pPr>
+        <w:spacing w:before="0" w:after="110" w:line="300" w:lineRule="auto"/>
+      </w:pPr>
+      <w:r>
+        <w:rPr>
+          <w:rFonts w:ascii="Times New Roman" w:hAnsi="Times New Roman" w:eastAsia="Malgun Gothic"/>
+          <w:b/>
+          <w:i w:val="0"/>
+          <w:sz w:val="22"/>
+        </w:rPr>
+        <w:t xml:space="preserve">Лёша: </w:t>
+      </w:r>
+      <w:r>
+        <w:rPr>
+          <w:rFonts w:ascii="Times New Roman" w:hAnsi="Times New Roman" w:eastAsia="Malgun Gothic"/>
+          <w:b w:val="0"/>
+          <w:i w:val="0"/>
+          <w:sz w:val="22"/>
+        </w:rPr>
+        <w:t>Иду. Таисия Григорьевна, спасибо. Не хворайте.</w:t>
+      </w:r>
+    </w:p>
+    <w:p>
+      <w:pPr>
+        <w:spacing w:before="0" w:after="110" w:line="300" w:lineRule="auto"/>
+      </w:pPr>
+      <w:r>
+        <w:rPr>
+          <w:rFonts w:ascii="Times New Roman" w:hAnsi="Times New Roman" w:eastAsia="Malgun Gothic"/>
+          <w:b/>
+          <w:i w:val="0"/>
+          <w:sz w:val="22"/>
+        </w:rPr>
+        <w:t xml:space="preserve">Таисия: </w:t>
+      </w:r>
+      <w:r>
+        <w:rPr>
+          <w:rFonts w:ascii="Times New Roman" w:hAnsi="Times New Roman" w:eastAsia="Malgun Gothic"/>
+          <w:b w:val="0"/>
+          <w:i w:val="0"/>
+          <w:sz w:val="22"/>
+        </w:rPr>
+        <w:t>И ты не хворай. Маску носи, дым вон какой. И матери привет!</w:t>
+      </w:r>
+    </w:p>
+    <w:p>
+      <w:pPr>
+        <w:spacing w:before="0" w:after="110" w:line="300" w:lineRule="auto"/>
+      </w:pPr>
+      <w:r>
+        <w:rPr>
+          <w:rFonts w:ascii="Times New Roman" w:hAnsi="Times New Roman" w:eastAsia="Malgun Gothic"/>
+          <w:b/>
+          <w:i w:val="0"/>
+          <w:sz w:val="22"/>
+        </w:rPr>
+        <w:t xml:space="preserve">Ефим: </w:t>
+      </w:r>
+      <w:r>
+        <w:rPr>
+          <w:rFonts w:ascii="Times New Roman" w:hAnsi="Times New Roman" w:eastAsia="Malgun Gothic"/>
+          <w:b w:val="0"/>
+          <w:i w:val="0"/>
+          <w:sz w:val="22"/>
+        </w:rPr>
+        <w:t>Не зазнавайся там, Лёшка!</w:t>
+      </w:r>
+    </w:p>
+    <w:p>
+      <w:pPr>
+        <w:spacing w:before="0" w:after="110" w:line="300" w:lineRule="auto"/>
+      </w:pPr>
+      <w:r>
+        <w:rPr>
+          <w:rFonts w:ascii="Times New Roman" w:hAnsi="Times New Roman" w:eastAsia="Malgun Gothic"/>
+          <w:b/>
+          <w:i w:val="0"/>
+          <w:sz w:val="22"/>
+        </w:rPr>
+        <w:t xml:space="preserve">Лёша: </w:t>
+      </w:r>
+      <w:r>
+        <w:rPr>
+          <w:rFonts w:ascii="Times New Roman" w:hAnsi="Times New Roman" w:eastAsia="Malgun Gothic"/>
+          <w:b w:val="0"/>
+          <w:i/>
+          <w:color w:val="555555"/>
+          <w:sz w:val="22"/>
+        </w:rPr>
+        <w:t>(уже у машины)</w:t>
+      </w:r>
+      <w:r>
+        <w:rPr>
+          <w:rFonts w:ascii="Times New Roman" w:hAnsi="Times New Roman" w:eastAsia="Malgun Gothic"/>
+          <w:b w:val="0"/>
+          <w:i w:val="0"/>
+          <w:sz w:val="22"/>
+        </w:rPr>
+        <w:t xml:space="preserve"> Постараюсь, Ефим Саввич!</w:t>
+      </w:r>
+    </w:p>
+    <w:p>
+      <w:pPr>
+        <w:spacing w:before="0" w:after="110" w:line="300" w:lineRule="auto"/>
+      </w:pPr>
+      <w:r>
+        <w:rPr>
+          <w:rFonts w:ascii="Times New Roman" w:hAnsi="Times New Roman" w:eastAsia="Malgun Gothic"/>
+          <w:b/>
+          <w:i w:val="0"/>
+          <w:sz w:val="22"/>
+        </w:rPr>
+        <w:t xml:space="preserve">Катя: </w:t>
+      </w:r>
+      <w:r>
+        <w:rPr>
+          <w:rFonts w:ascii="Times New Roman" w:hAnsi="Times New Roman" w:eastAsia="Malgun Gothic"/>
+          <w:b w:val="0"/>
+          <w:i/>
+          <w:color w:val="555555"/>
+          <w:sz w:val="22"/>
+        </w:rPr>
+        <w:t>(в машине, разворачивая свёрток, который вернул охранник)</w:t>
+      </w:r>
+      <w:r>
+        <w:rPr>
+          <w:rFonts w:ascii="Times New Roman" w:hAnsi="Times New Roman" w:eastAsia="Malgun Gothic"/>
+          <w:b w:val="0"/>
+          <w:i w:val="0"/>
+          <w:sz w:val="22"/>
+        </w:rPr>
+        <w:t xml:space="preserve"> Тёплые ещё. Вы правда с капустой берёте?</w:t>
+      </w:r>
+    </w:p>
+    <w:p>
+      <w:pPr>
+        <w:spacing w:before="0" w:after="110" w:line="300" w:lineRule="auto"/>
+      </w:pPr>
+      <w:r>
+        <w:rPr>
+          <w:rFonts w:ascii="Times New Roman" w:hAnsi="Times New Roman" w:eastAsia="Malgun Gothic"/>
+          <w:b/>
+          <w:i w:val="0"/>
+          <w:sz w:val="22"/>
+        </w:rPr>
+        <w:t xml:space="preserve">Лёша: </w:t>
+      </w:r>
+      <w:r>
+        <w:rPr>
+          <w:rFonts w:ascii="Times New Roman" w:hAnsi="Times New Roman" w:eastAsia="Malgun Gothic"/>
+          <w:b w:val="0"/>
+          <w:i w:val="0"/>
+          <w:sz w:val="22"/>
+        </w:rPr>
+        <w:t>С капустой и с яйцом. Пробуйте — ни в одном московском буфете таких нет. Галина Петровна велела поесть, вот, выполняю.</w:t>
+      </w:r>
+    </w:p>
+    <w:p>
+      <w:pPr>
+        <w:spacing w:before="0" w:after="110" w:line="300" w:lineRule="auto"/>
+      </w:pPr>
+      <w:r>
+        <w:rPr>
+          <w:rFonts w:ascii="Times New Roman" w:hAnsi="Times New Roman" w:eastAsia="Malgun Gothic"/>
+          <w:b/>
+          <w:i w:val="0"/>
+          <w:sz w:val="22"/>
+        </w:rPr>
+        <w:t xml:space="preserve">Катя: </w:t>
+      </w:r>
+      <w:r>
+        <w:rPr>
+          <w:rFonts w:ascii="Times New Roman" w:hAnsi="Times New Roman" w:eastAsia="Malgun Gothic"/>
+          <w:b w:val="0"/>
+          <w:i/>
+          <w:color w:val="555555"/>
+          <w:sz w:val="22"/>
+        </w:rPr>
+        <w:t>(откусив)</w:t>
+      </w:r>
+      <w:r>
+        <w:rPr>
+          <w:rFonts w:ascii="Times New Roman" w:hAnsi="Times New Roman" w:eastAsia="Malgun Gothic"/>
+          <w:b w:val="0"/>
+          <w:i w:val="0"/>
+          <w:sz w:val="22"/>
+        </w:rPr>
+        <w:t xml:space="preserve"> М-м… Не спорю.</w:t>
+      </w:r>
+    </w:p>
+    <w:p>
+      <w:pPr>
         <w:keepNext/>
         <w:spacing w:before="320" w:after="140"/>
       </w:pPr>
@@ -3786,7 +4426,7 @@
           <w:color w:val="1F3864"/>
           <w:sz w:val="26"/>
         </w:rPr>
-        <w:t>장면 8 — 타이볼라, 불길 가장자리의 임시 캠프 — 미하일 예고로비치</w:t>
+        <w:t>장면 8 — 「Новтекс」 기숙사 — 마리나의 부엌</w:t>
       </w:r>
     </w:p>
     <w:p>
@@ -3800,7 +4440,7 @@
           <w:i w:val="0"/>
           <w:sz w:val="22"/>
         </w:rPr>
-        <w:t xml:space="preserve">Шорин: </w:t>
+        <w:t xml:space="preserve">Марина: </w:t>
       </w:r>
       <w:r>
         <w:rPr>
@@ -3810,16 +4450,16 @@
           <w:color w:val="555555"/>
           <w:sz w:val="22"/>
         </w:rPr>
-        <w:t>(у вертолёта, перекрикивая лопасти)</w:t>
-      </w:r>
-      <w:r>
-        <w:rPr>
-          <w:rFonts w:ascii="Times New Roman" w:hAnsi="Times New Roman" w:eastAsia="Malgun Gothic"/>
-          <w:b w:val="0"/>
-          <w:i w:val="0"/>
-          <w:sz w:val="22"/>
-        </w:rPr>
-        <w:t xml:space="preserve"> Алексей Николаевич, дальше двух километров не пущу! Ветер северо-западный, кромка идёт к реке!</w:t>
+        <w:t>(выходя навстречу в косынке, с половником)</w:t>
+      </w:r>
+      <w:r>
+        <w:rPr>
+          <w:rFonts w:ascii="Times New Roman" w:hAnsi="Times New Roman" w:eastAsia="Malgun Gothic"/>
+          <w:b w:val="0"/>
+          <w:i w:val="0"/>
+          <w:sz w:val="22"/>
+        </w:rPr>
+        <w:t xml:space="preserve"> Алексей! Я так и знала, что ты к нам доберёшься. Девчонки, это не проверка, это свои.</w:t>
       </w:r>
     </w:p>
     <w:p>
@@ -3842,7 +4482,7 @@
           <w:i w:val="0"/>
           <w:sz w:val="22"/>
         </w:rPr>
-        <w:t>Сколько у вас людей, Никита Васильевич?</w:t>
+        <w:t>Марина Дмитриевна, у вас тут столовая?</w:t>
       </w:r>
     </w:p>
     <w:p>
@@ -3856,16 +4496,16 @@
           <w:i w:val="0"/>
           <w:sz w:val="22"/>
         </w:rPr>
-        <w:t xml:space="preserve">Шорин: </w:t>
-      </w:r>
-      <w:r>
-        <w:rPr>
-          <w:rFonts w:ascii="Times New Roman" w:hAnsi="Times New Roman" w:eastAsia="Malgun Gothic"/>
-          <w:b w:val="0"/>
-          <w:i w:val="0"/>
-          <w:sz w:val="22"/>
-        </w:rPr>
-        <w:t>Сейчас — сорок человек десанта. Прибыли вчера. До вчера здесь никого не было, кроме местных.</w:t>
+        <w:t xml:space="preserve">Марина: </w:t>
+      </w:r>
+      <w:r>
+        <w:rPr>
+          <w:rFonts w:ascii="Times New Roman" w:hAnsi="Times New Roman" w:eastAsia="Malgun Gothic"/>
+          <w:b w:val="0"/>
+          <w:i w:val="0"/>
+          <w:sz w:val="22"/>
+        </w:rPr>
+        <w:t>У нас тут всё. Общежитие «Новтекса» — сорок комнат. Двадцать отдали погорельцам с Заречной, в остальных кормим пожарных, которые с авиабазы. Фабрика стоит — дым в цехах, станки не любят.</w:t>
       </w:r>
     </w:p>
     <w:p>
@@ -3888,7 +4528,7 @@
           <w:i w:val="0"/>
           <w:sz w:val="22"/>
         </w:rPr>
-        <w:t>Почему только вчера?</w:t>
+        <w:t>Кто это организовал?</w:t>
       </w:r>
     </w:p>
     <w:p>
@@ -3902,16 +4542,16 @@
           <w:i w:val="0"/>
           <w:sz w:val="22"/>
         </w:rPr>
-        <w:t xml:space="preserve">Шорин: </w:t>
-      </w:r>
-      <w:r>
-        <w:rPr>
-          <w:rFonts w:ascii="Times New Roman" w:hAnsi="Times New Roman" w:eastAsia="Malgun Gothic"/>
-          <w:b w:val="0"/>
-          <w:i w:val="0"/>
-          <w:sz w:val="22"/>
-        </w:rPr>
-        <w:t>Потому что вчера губернатор объявил режим. А до того это была зона наблюдения. Я не мог отправить людей в зону, где по закону тушить не положено. Мне бы потом бензин вертолёта в растрату записали.</w:t>
+        <w:t xml:space="preserve">Марина: </w:t>
+      </w:r>
+      <w:r>
+        <w:rPr>
+          <w:rFonts w:ascii="Times New Roman" w:hAnsi="Times New Roman" w:eastAsia="Malgun Gothic"/>
+          <w:b w:val="0"/>
+          <w:i w:val="0"/>
+          <w:sz w:val="22"/>
+        </w:rPr>
+        <w:t>Совет трудового коллектива. То есть я. Директор согласился, когда я сказала, что иначе мы сделаем это без его согласия.</w:t>
       </w:r>
     </w:p>
     <w:p>
@@ -3934,7 +4574,7 @@
           <w:i w:val="0"/>
           <w:sz w:val="22"/>
         </w:rPr>
-        <w:t>Вы хотели отправить?</w:t>
+        <w:t>Узнаю «Новтекс».</w:t>
       </w:r>
     </w:p>
     <w:p>
@@ -3948,7 +4588,62 @@
           <w:i w:val="0"/>
           <w:sz w:val="22"/>
         </w:rPr>
-        <w:t xml:space="preserve">Шорин: </w:t>
+        <w:t xml:space="preserve">Марина: </w:t>
+      </w:r>
+      <w:r>
+        <w:rPr>
+          <w:rFonts w:ascii="Times New Roman" w:hAnsi="Times New Roman" w:eastAsia="Malgun Gothic"/>
+          <w:b w:val="0"/>
+          <w:i w:val="0"/>
+          <w:sz w:val="22"/>
+        </w:rPr>
+        <w:t>Ты узнаёшь, а я вот тебя с трудом. Постарел, Алексей. Седой весь.</w:t>
+      </w:r>
+    </w:p>
+    <w:p>
+      <w:pPr>
+        <w:spacing w:before="0" w:after="110" w:line="300" w:lineRule="auto"/>
+      </w:pPr>
+      <w:r>
+        <w:rPr>
+          <w:rFonts w:ascii="Times New Roman" w:hAnsi="Times New Roman" w:eastAsia="Malgun Gothic"/>
+          <w:b/>
+          <w:i w:val="0"/>
+          <w:sz w:val="22"/>
+        </w:rPr>
+        <w:t xml:space="preserve">Лёша: </w:t>
+      </w:r>
+      <w:r>
+        <w:rPr>
+          <w:rFonts w:ascii="Times New Roman" w:hAnsi="Times New Roman" w:eastAsia="Malgun Gothic"/>
+          <w:b w:val="0"/>
+          <w:i w:val="0"/>
+          <w:sz w:val="22"/>
+        </w:rPr>
+        <w:t>Работа такая.</w:t>
+      </w:r>
+    </w:p>
+    <w:p>
+      <w:pPr>
+        <w:spacing w:before="0" w:after="110" w:line="300" w:lineRule="auto"/>
+      </w:pPr>
+      <w:r>
+        <w:rPr>
+          <w:rFonts w:ascii="Times New Roman" w:hAnsi="Times New Roman" w:eastAsia="Malgun Gothic"/>
+          <w:b/>
+          <w:i w:val="0"/>
+          <w:sz w:val="22"/>
+        </w:rPr>
+        <w:t xml:space="preserve">Марина: </w:t>
+      </w:r>
+      <w:r>
+        <w:rPr>
+          <w:rFonts w:ascii="Times New Roman" w:hAnsi="Times New Roman" w:eastAsia="Malgun Gothic"/>
+          <w:b w:val="0"/>
+          <w:i w:val="0"/>
+          <w:sz w:val="22"/>
+        </w:rPr>
+        <w:t xml:space="preserve">Работа у всех такая. </w:t>
       </w:r>
       <w:r>
         <w:rPr>
@@ -3958,16 +4653,16 @@
           <w:color w:val="555555"/>
           <w:sz w:val="22"/>
         </w:rPr>
-        <w:t>(жёстко)</w:t>
-      </w:r>
-      <w:r>
-        <w:rPr>
-          <w:rFonts w:ascii="Times New Roman" w:hAnsi="Times New Roman" w:eastAsia="Malgun Gothic"/>
-          <w:b w:val="0"/>
-          <w:i w:val="0"/>
-          <w:sz w:val="22"/>
-        </w:rPr>
-        <w:t xml:space="preserve"> Я двадцать лет на пожарах, Алексей Николаевич. Я каждый день смотрел на спутниковый снимок и хотел.</w:t>
+        <w:t>(Серьёзнее.)</w:t>
+      </w:r>
+      <w:r>
+        <w:rPr>
+          <w:rFonts w:ascii="Times New Roman" w:hAnsi="Times New Roman" w:eastAsia="Malgun Gothic"/>
+          <w:b w:val="0"/>
+          <w:i w:val="0"/>
+          <w:sz w:val="22"/>
+        </w:rPr>
+        <w:t xml:space="preserve"> Скажу тебе, пока камер нет. У нас в городе про эту мерзлоту говорят как про погоду: само пройдёт. А не пройдёт. Мы тут всю жизнь живём, мы видим. Каждую весну во дворах новые ямы.</w:t>
       </w:r>
     </w:p>
     <w:p>
@@ -3981,7 +4676,184 @@
           <w:i w:val="0"/>
           <w:sz w:val="22"/>
         </w:rPr>
-        <w:t xml:space="preserve">Михаил: </w:t>
+        <w:t xml:space="preserve">Лёша: </w:t>
+      </w:r>
+      <w:r>
+        <w:rPr>
+          <w:rFonts w:ascii="Times New Roman" w:hAnsi="Times New Roman" w:eastAsia="Malgun Gothic"/>
+          <w:b w:val="0"/>
+          <w:i w:val="0"/>
+          <w:sz w:val="22"/>
+        </w:rPr>
+        <w:t>Почему не писали?</w:t>
+      </w:r>
+    </w:p>
+    <w:p>
+      <w:pPr>
+        <w:spacing w:before="0" w:after="110" w:line="300" w:lineRule="auto"/>
+      </w:pPr>
+      <w:r>
+        <w:rPr>
+          <w:rFonts w:ascii="Times New Roman" w:hAnsi="Times New Roman" w:eastAsia="Malgun Gothic"/>
+          <w:b/>
+          <w:i w:val="0"/>
+          <w:sz w:val="22"/>
+        </w:rPr>
+        <w:t xml:space="preserve">Марина: </w:t>
+      </w:r>
+      <w:r>
+        <w:rPr>
+          <w:rFonts w:ascii="Times New Roman" w:hAnsi="Times New Roman" w:eastAsia="Malgun Gothic"/>
+          <w:b w:val="0"/>
+          <w:i w:val="0"/>
+          <w:sz w:val="22"/>
+        </w:rPr>
+        <w:t>Писали. Только нам отвечали, что климат — это вопрос глобальный. Что его в Новокруцке не решают. Дома трескаются в Новокруцке, а решают, выходит, где-то ещё.</w:t>
+      </w:r>
+    </w:p>
+    <w:p>
+      <w:pPr>
+        <w:spacing w:before="0" w:after="110" w:line="300" w:lineRule="auto"/>
+      </w:pPr>
+      <w:r>
+        <w:rPr>
+          <w:rFonts w:ascii="Times New Roman" w:hAnsi="Times New Roman" w:eastAsia="Malgun Gothic"/>
+          <w:b/>
+          <w:i w:val="0"/>
+          <w:sz w:val="22"/>
+        </w:rPr>
+        <w:t xml:space="preserve">Лёша: </w:t>
+      </w:r>
+      <w:r>
+        <w:rPr>
+          <w:rFonts w:ascii="Times New Roman" w:hAnsi="Times New Roman" w:eastAsia="Malgun Gothic"/>
+          <w:b w:val="0"/>
+          <w:i w:val="0"/>
+          <w:sz w:val="22"/>
+        </w:rPr>
+        <w:t>Климат не решают. А сваи, датчики и деньги на них — решают. Здесь и сейчас.</w:t>
+      </w:r>
+    </w:p>
+    <w:p>
+      <w:pPr>
+        <w:spacing w:before="0" w:after="110" w:line="300" w:lineRule="auto"/>
+      </w:pPr>
+      <w:r>
+        <w:rPr>
+          <w:rFonts w:ascii="Times New Roman" w:hAnsi="Times New Roman" w:eastAsia="Malgun Gothic"/>
+          <w:b/>
+          <w:i w:val="0"/>
+          <w:sz w:val="22"/>
+        </w:rPr>
+        <w:t xml:space="preserve">Марина: </w:t>
+      </w:r>
+      <w:r>
+        <w:rPr>
+          <w:rFonts w:ascii="Times New Roman" w:hAnsi="Times New Roman" w:eastAsia="Malgun Gothic"/>
+          <w:b w:val="0"/>
+          <w:i w:val="0"/>
+          <w:sz w:val="22"/>
+        </w:rPr>
+        <w:t>Вот это ты им и скажи. Только не в Москве, а здесь. Чтобы люди слышали.</w:t>
+      </w:r>
+    </w:p>
+    <w:p>
+      <w:pPr>
+        <w:spacing w:before="0" w:after="110" w:line="300" w:lineRule="auto"/>
+      </w:pPr>
+      <w:r>
+        <w:rPr>
+          <w:rFonts w:ascii="Times New Roman" w:hAnsi="Times New Roman" w:eastAsia="Malgun Gothic"/>
+          <w:b/>
+          <w:i w:val="0"/>
+          <w:sz w:val="22"/>
+        </w:rPr>
+        <w:t xml:space="preserve">Лёша: </w:t>
+      </w:r>
+      <w:r>
+        <w:rPr>
+          <w:rFonts w:ascii="Times New Roman" w:hAnsi="Times New Roman" w:eastAsia="Malgun Gothic"/>
+          <w:b w:val="0"/>
+          <w:i w:val="0"/>
+          <w:sz w:val="22"/>
+        </w:rPr>
+        <w:t>Скажу вечером. Отсюда.</w:t>
+      </w:r>
+    </w:p>
+    <w:p>
+      <w:pPr>
+        <w:spacing w:before="0" w:after="110" w:line="300" w:lineRule="auto"/>
+      </w:pPr>
+      <w:r>
+        <w:rPr>
+          <w:rFonts w:ascii="Times New Roman" w:hAnsi="Times New Roman" w:eastAsia="Malgun Gothic"/>
+          <w:b/>
+          <w:i w:val="0"/>
+          <w:sz w:val="22"/>
+        </w:rPr>
+        <w:t xml:space="preserve">Марина: </w:t>
+      </w:r>
+      <w:r>
+        <w:rPr>
+          <w:rFonts w:ascii="Times New Roman" w:hAnsi="Times New Roman" w:eastAsia="Malgun Gothic"/>
+          <w:b w:val="0"/>
+          <w:i w:val="0"/>
+          <w:sz w:val="22"/>
+        </w:rPr>
+        <w:t>И ещё, Алексей. Ты уедешь, через полгода вообще уйдёшь. А мы останемся. Сделай так, чтобы то, что ты сегодня подпишешь, не уехало вместе с тобой.</w:t>
+      </w:r>
+    </w:p>
+    <w:p>
+      <w:pPr>
+        <w:spacing w:before="0" w:after="110" w:line="300" w:lineRule="auto"/>
+      </w:pPr>
+      <w:r>
+        <w:rPr>
+          <w:rFonts w:ascii="Times New Roman" w:hAnsi="Times New Roman" w:eastAsia="Malgun Gothic"/>
+          <w:b/>
+          <w:i w:val="0"/>
+          <w:sz w:val="22"/>
+        </w:rPr>
+        <w:t xml:space="preserve">Лёша: </w:t>
+      </w:r>
+      <w:r>
+        <w:rPr>
+          <w:rFonts w:ascii="Times New Roman" w:hAnsi="Times New Roman" w:eastAsia="Malgun Gothic"/>
+          <w:b w:val="0"/>
+          <w:i w:val="0"/>
+          <w:sz w:val="22"/>
+        </w:rPr>
+        <w:t>Это самое трудное, что мне говорят в последнее время. И самое точное.</w:t>
+      </w:r>
+    </w:p>
+    <w:p>
+      <w:pPr>
+        <w:keepNext/>
+        <w:spacing w:before="320" w:after="140"/>
+      </w:pPr>
+      <w:r>
+        <w:rPr>
+          <w:rFonts w:ascii="Times New Roman" w:hAnsi="Times New Roman" w:eastAsia="Malgun Gothic"/>
+          <w:b/>
+          <w:i w:val="0"/>
+          <w:color w:val="1F3864"/>
+          <w:sz w:val="26"/>
+        </w:rPr>
+        <w:t>장면 9 — 타이볼라, 불길 가장자리의 임시 캠프 — 미하일 예고로비치</w:t>
+      </w:r>
+    </w:p>
+    <w:p>
+      <w:pPr>
+        <w:spacing w:before="0" w:after="110" w:line="300" w:lineRule="auto"/>
+      </w:pPr>
+      <w:r>
+        <w:rPr>
+          <w:rFonts w:ascii="Times New Roman" w:hAnsi="Times New Roman" w:eastAsia="Malgun Gothic"/>
+          <w:b/>
+          <w:i w:val="0"/>
+          <w:sz w:val="22"/>
+        </w:rPr>
+        <w:t xml:space="preserve">Шорин: </w:t>
       </w:r>
       <w:r>
         <w:rPr>
@@ -3991,16 +4863,16 @@
           <w:color w:val="555555"/>
           <w:sz w:val="22"/>
         </w:rPr>
-        <w:t>(подходит медленно, опираясь на палку; лицо в саже)</w:t>
-      </w:r>
-      <w:r>
-        <w:rPr>
-          <w:rFonts w:ascii="Times New Roman" w:hAnsi="Times New Roman" w:eastAsia="Malgun Gothic"/>
-          <w:b w:val="0"/>
-          <w:i w:val="0"/>
-          <w:sz w:val="22"/>
-        </w:rPr>
-        <w:t xml:space="preserve"> Никита, не кричи на гостя. Гость к огню не за криком приехал.</w:t>
+        <w:t>(у вертолёта, перекрикивая лопасти)</w:t>
+      </w:r>
+      <w:r>
+        <w:rPr>
+          <w:rFonts w:ascii="Times New Roman" w:hAnsi="Times New Roman" w:eastAsia="Malgun Gothic"/>
+          <w:b w:val="0"/>
+          <w:i w:val="0"/>
+          <w:sz w:val="22"/>
+        </w:rPr>
+        <w:t xml:space="preserve"> Алексей Николаевич, дальше двух километров не пущу! Ветер северо-западный, кромка идёт к реке!</w:t>
       </w:r>
     </w:p>
     <w:p>
@@ -4023,7 +4895,7 @@
           <w:i w:val="0"/>
           <w:sz w:val="22"/>
         </w:rPr>
-        <w:t>Михаил Егорович…</w:t>
+        <w:t>Сколько у вас людей, Никита Васильевич?</w:t>
       </w:r>
     </w:p>
     <w:p>
@@ -4037,16 +4909,16 @@
           <w:i w:val="0"/>
           <w:sz w:val="22"/>
         </w:rPr>
-        <w:t xml:space="preserve">Михаил: </w:t>
-      </w:r>
-      <w:r>
-        <w:rPr>
-          <w:rFonts w:ascii="Times New Roman" w:hAnsi="Times New Roman" w:eastAsia="Malgun Gothic"/>
-          <w:b w:val="0"/>
-          <w:i w:val="0"/>
-          <w:sz w:val="22"/>
-        </w:rPr>
-        <w:t>Вернулся, значит. Я же говорил Ольге Викторовне: этот вернётся.</w:t>
+        <w:t xml:space="preserve">Шорин: </w:t>
+      </w:r>
+      <w:r>
+        <w:rPr>
+          <w:rFonts w:ascii="Times New Roman" w:hAnsi="Times New Roman" w:eastAsia="Malgun Gothic"/>
+          <w:b w:val="0"/>
+          <w:i w:val="0"/>
+          <w:sz w:val="22"/>
+        </w:rPr>
+        <w:t>Сейчас — сорок человек десанта. Прибыли вчера. До вчера здесь никого не было, кроме местных.</w:t>
       </w:r>
     </w:p>
     <w:p>
@@ -4069,7 +4941,7 @@
           <w:i w:val="0"/>
           <w:sz w:val="22"/>
         </w:rPr>
-        <w:t>Вам нельзя здесь стоять. Дым.</w:t>
+        <w:t>Почему только вчера?</w:t>
       </w:r>
     </w:p>
     <w:p>
@@ -4083,16 +4955,53 @@
           <w:i w:val="0"/>
           <w:sz w:val="22"/>
         </w:rPr>
-        <w:t xml:space="preserve">Михаил: </w:t>
-      </w:r>
-      <w:r>
-        <w:rPr>
-          <w:rFonts w:ascii="Times New Roman" w:hAnsi="Times New Roman" w:eastAsia="Malgun Gothic"/>
-          <w:b w:val="0"/>
-          <w:i w:val="0"/>
-          <w:sz w:val="22"/>
-        </w:rPr>
-        <w:t xml:space="preserve">Мне девяносто три года. Мне уже всё можно. </w:t>
+        <w:t xml:space="preserve">Шорин: </w:t>
+      </w:r>
+      <w:r>
+        <w:rPr>
+          <w:rFonts w:ascii="Times New Roman" w:hAnsi="Times New Roman" w:eastAsia="Malgun Gothic"/>
+          <w:b w:val="0"/>
+          <w:i w:val="0"/>
+          <w:sz w:val="22"/>
+        </w:rPr>
+        <w:t>Потому что вчера губернатор объявил режим. А до того это была зона наблюдения. Я не мог отправить людей в зону, где по закону тушить не положено. Мне бы потом бензин вертолёта в растрату записали.</w:t>
+      </w:r>
+    </w:p>
+    <w:p>
+      <w:pPr>
+        <w:spacing w:before="0" w:after="110" w:line="300" w:lineRule="auto"/>
+      </w:pPr>
+      <w:r>
+        <w:rPr>
+          <w:rFonts w:ascii="Times New Roman" w:hAnsi="Times New Roman" w:eastAsia="Malgun Gothic"/>
+          <w:b/>
+          <w:i w:val="0"/>
+          <w:sz w:val="22"/>
+        </w:rPr>
+        <w:t xml:space="preserve">Лёша: </w:t>
+      </w:r>
+      <w:r>
+        <w:rPr>
+          <w:rFonts w:ascii="Times New Roman" w:hAnsi="Times New Roman" w:eastAsia="Malgun Gothic"/>
+          <w:b w:val="0"/>
+          <w:i w:val="0"/>
+          <w:sz w:val="22"/>
+        </w:rPr>
+        <w:t>Вы хотели отправить?</w:t>
+      </w:r>
+    </w:p>
+    <w:p>
+      <w:pPr>
+        <w:spacing w:before="0" w:after="110" w:line="300" w:lineRule="auto"/>
+      </w:pPr>
+      <w:r>
+        <w:rPr>
+          <w:rFonts w:ascii="Times New Roman" w:hAnsi="Times New Roman" w:eastAsia="Malgun Gothic"/>
+          <w:b/>
+          <w:i w:val="0"/>
+          <w:sz w:val="22"/>
+        </w:rPr>
+        <w:t xml:space="preserve">Шорин: </w:t>
       </w:r>
       <w:r>
         <w:rPr>
@@ -4102,16 +5011,16 @@
           <w:color w:val="555555"/>
           <w:sz w:val="22"/>
         </w:rPr>
-        <w:t>(Кивает в сторону котелка над огнём.)</w:t>
-      </w:r>
-      <w:r>
-        <w:rPr>
-          <w:rFonts w:ascii="Times New Roman" w:hAnsi="Times New Roman" w:eastAsia="Malgun Gothic"/>
-          <w:b w:val="0"/>
-          <w:i w:val="0"/>
-          <w:sz w:val="22"/>
-        </w:rPr>
-        <w:t xml:space="preserve"> Сначала чаю. У нас гостей сразу к делу не пускают, ты помнишь.</w:t>
+        <w:t>(жёстко)</w:t>
+      </w:r>
+      <w:r>
+        <w:rPr>
+          <w:rFonts w:ascii="Times New Roman" w:hAnsi="Times New Roman" w:eastAsia="Malgun Gothic"/>
+          <w:b w:val="0"/>
+          <w:i w:val="0"/>
+          <w:sz w:val="22"/>
+        </w:rPr>
+        <w:t xml:space="preserve"> Я двадцать лет на пожарах, Алексей Николаевич. Я каждый день смотрел на спутниковый снимок и хотел.</w:t>
       </w:r>
     </w:p>
     <w:p>
@@ -4125,16 +5034,26 @@
           <w:i w:val="0"/>
           <w:sz w:val="22"/>
         </w:rPr>
-        <w:t xml:space="preserve">Лёша: </w:t>
-      </w:r>
-      <w:r>
-        <w:rPr>
-          <w:rFonts w:ascii="Times New Roman" w:hAnsi="Times New Roman" w:eastAsia="Malgun Gothic"/>
-          <w:b w:val="0"/>
-          <w:i w:val="0"/>
-          <w:sz w:val="22"/>
-        </w:rPr>
-        <w:t>Помню. Виктор Петрович тогда сказал: «От чая не откажемся».</w:t>
+        <w:t xml:space="preserve">Михаил: </w:t>
+      </w:r>
+      <w:r>
+        <w:rPr>
+          <w:rFonts w:ascii="Times New Roman" w:hAnsi="Times New Roman" w:eastAsia="Malgun Gothic"/>
+          <w:b w:val="0"/>
+          <w:i/>
+          <w:color w:val="555555"/>
+          <w:sz w:val="22"/>
+        </w:rPr>
+        <w:t>(подходит медленно, опираясь на палку; лицо в саже)</w:t>
+      </w:r>
+      <w:r>
+        <w:rPr>
+          <w:rFonts w:ascii="Times New Roman" w:hAnsi="Times New Roman" w:eastAsia="Malgun Gothic"/>
+          <w:b w:val="0"/>
+          <w:i w:val="0"/>
+          <w:sz w:val="22"/>
+        </w:rPr>
+        <w:t xml:space="preserve"> Никита, не кричи на гостя. Гость к огню не за криком приехал.</w:t>
       </w:r>
     </w:p>
     <w:p>
@@ -4148,6 +5067,29 @@
           <w:i w:val="0"/>
           <w:sz w:val="22"/>
         </w:rPr>
+        <w:t xml:space="preserve">Лёша: </w:t>
+      </w:r>
+      <w:r>
+        <w:rPr>
+          <w:rFonts w:ascii="Times New Roman" w:hAnsi="Times New Roman" w:eastAsia="Malgun Gothic"/>
+          <w:b w:val="0"/>
+          <w:i w:val="0"/>
+          <w:sz w:val="22"/>
+        </w:rPr>
+        <w:t>Михаил Егорович…</w:t>
+      </w:r>
+    </w:p>
+    <w:p>
+      <w:pPr>
+        <w:spacing w:before="0" w:after="110" w:line="300" w:lineRule="auto"/>
+      </w:pPr>
+      <w:r>
+        <w:rPr>
+          <w:rFonts w:ascii="Times New Roman" w:hAnsi="Times New Roman" w:eastAsia="Malgun Gothic"/>
+          <w:b/>
+          <w:i w:val="0"/>
+          <w:sz w:val="22"/>
+        </w:rPr>
         <w:t xml:space="preserve">Михаил: </w:t>
       </w:r>
       <w:r>
@@ -4157,7 +5099,53 @@
           <w:i w:val="0"/>
           <w:sz w:val="22"/>
         </w:rPr>
-        <w:t xml:space="preserve">Хороший был человек. Говорил мало, а чай пил правильно — не торопился. </w:t>
+        <w:t>Вернулся, значит. Я же говорил Ольге Викторовне: этот вернётся.</w:t>
+      </w:r>
+    </w:p>
+    <w:p>
+      <w:pPr>
+        <w:spacing w:before="0" w:after="110" w:line="300" w:lineRule="auto"/>
+      </w:pPr>
+      <w:r>
+        <w:rPr>
+          <w:rFonts w:ascii="Times New Roman" w:hAnsi="Times New Roman" w:eastAsia="Malgun Gothic"/>
+          <w:b/>
+          <w:i w:val="0"/>
+          <w:sz w:val="22"/>
+        </w:rPr>
+        <w:t xml:space="preserve">Лёша: </w:t>
+      </w:r>
+      <w:r>
+        <w:rPr>
+          <w:rFonts w:ascii="Times New Roman" w:hAnsi="Times New Roman" w:eastAsia="Malgun Gothic"/>
+          <w:b w:val="0"/>
+          <w:i w:val="0"/>
+          <w:sz w:val="22"/>
+        </w:rPr>
+        <w:t>Вам нельзя здесь стоять. Дым.</w:t>
+      </w:r>
+    </w:p>
+    <w:p>
+      <w:pPr>
+        <w:spacing w:before="0" w:after="110" w:line="300" w:lineRule="auto"/>
+      </w:pPr>
+      <w:r>
+        <w:rPr>
+          <w:rFonts w:ascii="Times New Roman" w:hAnsi="Times New Roman" w:eastAsia="Malgun Gothic"/>
+          <w:b/>
+          <w:i w:val="0"/>
+          <w:sz w:val="22"/>
+        </w:rPr>
+        <w:t xml:space="preserve">Михаил: </w:t>
+      </w:r>
+      <w:r>
+        <w:rPr>
+          <w:rFonts w:ascii="Times New Roman" w:hAnsi="Times New Roman" w:eastAsia="Malgun Gothic"/>
+          <w:b w:val="0"/>
+          <w:i w:val="0"/>
+          <w:sz w:val="22"/>
+        </w:rPr>
+        <w:t xml:space="preserve">Мне девяносто три года. Мне уже всё можно. </w:t>
       </w:r>
       <w:r>
         <w:rPr>
@@ -4167,16 +5155,16 @@
           <w:color w:val="555555"/>
           <w:sz w:val="22"/>
         </w:rPr>
-        <w:t>(Наливает в кружку.)</w:t>
-      </w:r>
-      <w:r>
-        <w:rPr>
-          <w:rFonts w:ascii="Times New Roman" w:hAnsi="Times New Roman" w:eastAsia="Malgun Gothic"/>
-          <w:b w:val="0"/>
-          <w:i w:val="0"/>
-          <w:sz w:val="22"/>
-        </w:rPr>
-        <w:t xml:space="preserve"> Пей. Потом покажу.</w:t>
+        <w:t>(Кивает в сторону котелка над огнём.)</w:t>
+      </w:r>
+      <w:r>
+        <w:rPr>
+          <w:rFonts w:ascii="Times New Roman" w:hAnsi="Times New Roman" w:eastAsia="Malgun Gothic"/>
+          <w:b w:val="0"/>
+          <w:i w:val="0"/>
+          <w:sz w:val="22"/>
+        </w:rPr>
+        <w:t xml:space="preserve"> Сначала чаю. У нас гостей сразу к делу не пускают, ты помнишь.</w:t>
       </w:r>
     </w:p>
     <w:p>
@@ -4196,20 +5184,52 @@
         <w:rPr>
           <w:rFonts w:ascii="Times New Roman" w:hAnsi="Times New Roman" w:eastAsia="Malgun Gothic"/>
           <w:b w:val="0"/>
+          <w:i w:val="0"/>
+          <w:sz w:val="22"/>
+        </w:rPr>
+        <w:t>Помню. Виктор Петрович тогда сказал: «От чая не откажемся».</w:t>
+      </w:r>
+    </w:p>
+    <w:p>
+      <w:pPr>
+        <w:spacing w:before="0" w:after="110" w:line="300" w:lineRule="auto"/>
+      </w:pPr>
+      <w:r>
+        <w:rPr>
+          <w:rFonts w:ascii="Times New Roman" w:hAnsi="Times New Roman" w:eastAsia="Malgun Gothic"/>
+          <w:b/>
+          <w:i w:val="0"/>
+          <w:sz w:val="22"/>
+        </w:rPr>
+        <w:t xml:space="preserve">Михаил: </w:t>
+      </w:r>
+      <w:r>
+        <w:rPr>
+          <w:rFonts w:ascii="Times New Roman" w:hAnsi="Times New Roman" w:eastAsia="Malgun Gothic"/>
+          <w:b w:val="0"/>
+          <w:i w:val="0"/>
+          <w:sz w:val="22"/>
+        </w:rPr>
+        <w:t xml:space="preserve">Хороший был человек. Говорил мало, а чай пил правильно — не торопился. </w:t>
+      </w:r>
+      <w:r>
+        <w:rPr>
+          <w:rFonts w:ascii="Times New Roman" w:hAnsi="Times New Roman" w:eastAsia="Malgun Gothic"/>
+          <w:b w:val="0"/>
           <w:i/>
           <w:color w:val="555555"/>
           <w:sz w:val="22"/>
         </w:rPr>
-        <w:t>(отпив)</w:t>
-      </w:r>
-      <w:r>
-        <w:rPr>
-          <w:rFonts w:ascii="Times New Roman" w:hAnsi="Times New Roman" w:eastAsia="Malgun Gothic"/>
-          <w:b w:val="0"/>
-          <w:i w:val="0"/>
-          <w:sz w:val="22"/>
-        </w:rPr>
-        <w:t xml:space="preserve"> Где ваши люди?</w:t>
+        <w:t>(Наливает в кружку.)</w:t>
+      </w:r>
+      <w:r>
+        <w:rPr>
+          <w:rFonts w:ascii="Times New Roman" w:hAnsi="Times New Roman" w:eastAsia="Malgun Gothic"/>
+          <w:b w:val="0"/>
+          <w:i w:val="0"/>
+          <w:sz w:val="22"/>
+        </w:rPr>
+        <w:t xml:space="preserve"> Пей. Потом покажу.</w:t>
       </w:r>
     </w:p>
     <w:p>
@@ -4223,16 +5243,26 @@
           <w:i w:val="0"/>
           <w:sz w:val="22"/>
         </w:rPr>
-        <w:t xml:space="preserve">Михаил: </w:t>
-      </w:r>
-      <w:r>
-        <w:rPr>
-          <w:rFonts w:ascii="Times New Roman" w:hAnsi="Times New Roman" w:eastAsia="Malgun Gothic"/>
-          <w:b w:val="0"/>
-          <w:i w:val="0"/>
-          <w:sz w:val="22"/>
-        </w:rPr>
-        <w:t>Молодые — на минерализованной полосе. Лопатами. Трактор есть один, так он соляру ждёт третий день. Женщины — в посёлке, мокрые тряпки на крыши кладут.</w:t>
+        <w:t xml:space="preserve">Лёша: </w:t>
+      </w:r>
+      <w:r>
+        <w:rPr>
+          <w:rFonts w:ascii="Times New Roman" w:hAnsi="Times New Roman" w:eastAsia="Malgun Gothic"/>
+          <w:b w:val="0"/>
+          <w:i/>
+          <w:color w:val="555555"/>
+          <w:sz w:val="22"/>
+        </w:rPr>
+        <w:t>(отпив)</w:t>
+      </w:r>
+      <w:r>
+        <w:rPr>
+          <w:rFonts w:ascii="Times New Roman" w:hAnsi="Times New Roman" w:eastAsia="Malgun Gothic"/>
+          <w:b w:val="0"/>
+          <w:i w:val="0"/>
+          <w:sz w:val="22"/>
+        </w:rPr>
+        <w:t xml:space="preserve"> Где ваши люди?</w:t>
       </w:r>
     </w:p>
     <w:p>
@@ -4246,16 +5276,16 @@
           <w:i w:val="0"/>
           <w:sz w:val="22"/>
         </w:rPr>
-        <w:t xml:space="preserve">Шорин: </w:t>
-      </w:r>
-      <w:r>
-        <w:rPr>
-          <w:rFonts w:ascii="Times New Roman" w:hAnsi="Times New Roman" w:eastAsia="Malgun Gothic"/>
-          <w:b w:val="0"/>
-          <w:i w:val="0"/>
-          <w:sz w:val="22"/>
-        </w:rPr>
-        <w:t>Они сделали за девять дней больше, чем моя группа за сутки. Встречный пал пустили по-старому, как деды пускали. Без них огонь был бы уже у посёлка.</w:t>
+        <w:t xml:space="preserve">Михаил: </w:t>
+      </w:r>
+      <w:r>
+        <w:rPr>
+          <w:rFonts w:ascii="Times New Roman" w:hAnsi="Times New Roman" w:eastAsia="Malgun Gothic"/>
+          <w:b w:val="0"/>
+          <w:i w:val="0"/>
+          <w:sz w:val="22"/>
+        </w:rPr>
+        <w:t>Молодые — на минерализованной полосе. Лопатами. Трактор есть один, так он соляру ждёт третий день. Женщины — в посёлке, мокрые тряпки на крыши кладут.</w:t>
       </w:r>
     </w:p>
     <w:p>
@@ -4269,20 +5299,43 @@
           <w:i w:val="0"/>
           <w:sz w:val="22"/>
         </w:rPr>
-        <w:t xml:space="preserve">Михаил: </w:t>
-      </w:r>
-      <w:r>
-        <w:rPr>
-          <w:rFonts w:ascii="Times New Roman" w:hAnsi="Times New Roman" w:eastAsia="Malgun Gothic"/>
-          <w:b w:val="0"/>
-          <w:i w:val="0"/>
-          <w:sz w:val="22"/>
-        </w:rPr>
-        <w:t>Огонь не спрашивает, какая у него зона на карте, Никита. Это ваши карты у него спрашивают.</w:t>
+        <w:t xml:space="preserve">Шорин: </w:t>
+      </w:r>
+      <w:r>
+        <w:rPr>
+          <w:rFonts w:ascii="Times New Roman" w:hAnsi="Times New Roman" w:eastAsia="Malgun Gothic"/>
+          <w:b w:val="0"/>
+          <w:i w:val="0"/>
+          <w:sz w:val="22"/>
+        </w:rPr>
+        <w:t>Они сделали за девять дней больше, чем моя группа за сутки. Встречный пал пустили по-старому, как деды пускали. Без них огонь был бы уже у посёлка.</w:t>
       </w:r>
     </w:p>
     <w:p>
       <w:pPr>
+        <w:spacing w:before="0" w:after="110" w:line="300" w:lineRule="auto"/>
+      </w:pPr>
+      <w:r>
+        <w:rPr>
+          <w:rFonts w:ascii="Times New Roman" w:hAnsi="Times New Roman" w:eastAsia="Malgun Gothic"/>
+          <w:b/>
+          <w:i w:val="0"/>
+          <w:sz w:val="22"/>
+        </w:rPr>
+        <w:t xml:space="preserve">Михаил: </w:t>
+      </w:r>
+      <w:r>
+        <w:rPr>
+          <w:rFonts w:ascii="Times New Roman" w:hAnsi="Times New Roman" w:eastAsia="Malgun Gothic"/>
+          <w:b w:val="0"/>
+          <w:i w:val="0"/>
+          <w:sz w:val="22"/>
+        </w:rPr>
+        <w:t>Огонь не спрашивает, какая у него зона на карте, Никита. Это ваши карты у него спрашивают.</w:t>
+      </w:r>
+    </w:p>
+    <w:p>
+      <w:pPr>
         <w:keepNext/>
         <w:spacing w:before="320" w:after="140"/>
       </w:pPr>
@@ -4294,7 +5347,7 @@
           <w:color w:val="1F3864"/>
           <w:sz w:val="26"/>
         </w:rPr>
-        <w:t>장면 9 — 타이볼라 강가 — 무너지는 기슭, 부모의 무덤</w:t>
+        <w:t>장면 10 — 타이볼라 강가 — 무너지는 기슭, 부모의 무덤</w:t>
       </w:r>
     </w:p>
     <w:p>
@@ -4882,7 +5935,7 @@
           <w:color w:val="1F3864"/>
           <w:sz w:val="26"/>
         </w:rPr>
-        <w:t>장면 10 — 노보크루츠크, 6번 학교 앞 마당, 저녁 — 공개 발표</w:t>
+        <w:t>장면 11 — 노보크루츠크, 6번 학교 앞 마당, 저녁 — 공개 발표</w:t>
       </w:r>
     </w:p>
     <w:p>
@@ -5260,7 +6313,7 @@
           <w:color w:val="1F3864"/>
           <w:sz w:val="26"/>
         </w:rPr>
-        <w:t>장면 11 — 귀환하는 전용기, 밤 — 고소할 수 없는 적</w:t>
+        <w:t>장면 12 — 귀환하는 전용기, 밤 — 고소할 수 없는 적</w:t>
       </w:r>
     </w:p>
     <w:p>
@@ -5791,7 +6844,7 @@
           <w:i w:val="0"/>
           <w:sz w:val="22"/>
         </w:rPr>
-        <w:t xml:space="preserve"> — / В ней есть душа, в ней есть свобода, / В ней есть любовь, в ней есть язык…» — 한국어 해설: 튜체프가 자연을 ‘혼 없는 주형’으로 보는 사람들에게 맞서 쓴 시. 장면 9에서 무너지는 강기슭, 부모의 무덤 앞에 선 93세 미하일이 “뭐라도 읽어 달라”고 청하자 료샤가 들려준다. 1부 7화에서 “우리 말로는 서류를 쓰지 않고 노래를 부른다”던 미하일은 “그 말(язык)을 평생 들어 왔다, 땅이 지금 ‘노인아, 더 높이 올라가라’고 말한다”고 받는다. 영구동토 해빙을 적이 아닌 ‘말하는 자연’으로 듣고, 강제이주가 아닌 공동체 스스로의 결정으로 옮겨 가겠다는 결심으로 이어진다. 1부 7화에서 료샤가 같은 사람에게 읽어 준 예세닌과 짝을 이룬다.</w:t>
+        <w:t xml:space="preserve"> — / В ней есть душа, в ней есть свобода, / В ней есть любовь, в ней есть язык…» — 한국어 해설: 튜체프가 자연을 ‘혼 없는 주형’으로 보는 사람들에게 맞서 쓴 시. 장면 10에서 무너지는 강기슭, 부모의 무덤 앞에 선 93세 미하일이 “뭐라도 읽어 달라”고 청하자 료샤가 들려준다. 1부 7화에서 “우리 말로는 서류를 쓰지 않고 노래를 부른다”던 미하일은 “그 말(язык)을 평생 들어 왔다, 땅이 지금 ‘노인아, 더 높이 올라가라’고 말한다”고 받는다. 영구동토 해빙을 적이 아닌 ‘말하는 자연’으로 듣고, 강제이주가 아닌 공동체 스스로의 결정으로 옮겨 가겠다는 결심으로 이어진다. 1부 7화에서 료샤가 같은 사람에게 읽어 준 예세닌과 짝을 이룬다.</w:t>
       </w:r>
     </w:p>
     <w:p>
@@ -5815,6 +6868,206 @@
           <w:sz w:val="22"/>
         </w:rPr>
         <w:t xml:space="preserve"> — отворяй ворота» — 한국어 해설: 불행은 한 번에 몰려온다는 뜻의 속담. 장면 2에서 대피소가 된 체육관의 갈리나가 더위, 타이가의 연기, 금이 간 집, 천식을 앓는 손자를 한꺼번에 늘어놓으며 쓴다. 기후 재난이 한 가지 사건이 아니라 겹겹의 생활 문제로 서민에게 닥친다는 이 화의 주제를 부엌의 말로 압축한다.</w:t>
+      </w:r>
+    </w:p>
+    <w:p>
+      <w:pPr>
+        <w:keepNext/>
+        <w:spacing w:before="320" w:after="140"/>
+      </w:pPr>
+      <w:r>
+        <w:rPr>
+          <w:rFonts w:ascii="Times New Roman" w:hAnsi="Times New Roman" w:eastAsia="Malgun Gothic"/>
+          <w:b/>
+          <w:i w:val="0"/>
+          <w:color w:val="1F3864"/>
+          <w:sz w:val="26"/>
+        </w:rPr>
+        <w:t>생활 표현</w:t>
+      </w:r>
+    </w:p>
+    <w:p>
+      <w:pPr>
+        <w:spacing w:before="0" w:after="120"/>
+      </w:pPr>
+      <w:r>
+        <w:rPr>
+          <w:rFonts w:ascii="Times New Roman" w:hAnsi="Times New Roman" w:eastAsia="Malgun Gothic"/>
+          <w:b/>
+          <w:i w:val="0"/>
+          <w:sz w:val="22"/>
+        </w:rPr>
+        <w:t>«Ишь ты»</w:t>
+      </w:r>
+      <w:r>
+        <w:rPr>
+          <w:rFonts w:ascii="Times New Roman" w:hAnsi="Times New Roman" w:eastAsia="Malgun Gothic"/>
+          <w:b w:val="0"/>
+          <w:i w:val="0"/>
+          <w:sz w:val="22"/>
+        </w:rPr>
+        <w:t xml:space="preserve"> — 한국어 해설: “이것 봐라, 어라”. 뜻밖의 일에 놀라거나 감탄할 때, 때로는 살짝 비꼬며 쓰는 노인층의 구어. 예핌이 료샤가 자기를 기억한다는 데 놀라며, 타이시야는 «Ишь, законник»로 “어이구, 법률가 나셨네” 하고 놀린다. 장면 7.</w:t>
+      </w:r>
+    </w:p>
+    <w:p>
+      <w:pPr>
+        <w:spacing w:before="0" w:after="120"/>
+      </w:pPr>
+      <w:r>
+        <w:rPr>
+          <w:rFonts w:ascii="Times New Roman" w:hAnsi="Times New Roman" w:eastAsia="Malgun Gothic"/>
+          <w:b/>
+          <w:i w:val="0"/>
+          <w:sz w:val="22"/>
+        </w:rPr>
+        <w:t>«Учи учёного!»</w:t>
+      </w:r>
+      <w:r>
+        <w:rPr>
+          <w:rFonts w:ascii="Times New Roman" w:hAnsi="Times New Roman" w:eastAsia="Malgun Gothic"/>
+          <w:b w:val="0"/>
+          <w:i w:val="0"/>
+          <w:sz w:val="22"/>
+        </w:rPr>
+        <w:t xml:space="preserve"> — 한국어 해설: 직역 “배운 사람을 가르치려 드네!”. 경험 많은 사람이 훈수를 들었을 때 반쯤 웃으며 하는 핀잔(“번데기 앞에서 주름 잡네”). 텃밭 조언을 들은 예핌이 료샤에게. 장면 7.</w:t>
+      </w:r>
+    </w:p>
+    <w:p>
+      <w:pPr>
+        <w:spacing w:before="0" w:after="120"/>
+      </w:pPr>
+      <w:r>
+        <w:rPr>
+          <w:rFonts w:ascii="Times New Roman" w:hAnsi="Times New Roman" w:eastAsia="Malgun Gothic"/>
+          <w:b/>
+          <w:i w:val="0"/>
+          <w:sz w:val="22"/>
+        </w:rPr>
+        <w:t>«Батюшки мои»</w:t>
+      </w:r>
+      <w:r>
+        <w:rPr>
+          <w:rFonts w:ascii="Times New Roman" w:hAnsi="Times New Roman" w:eastAsia="Malgun Gothic"/>
+          <w:b w:val="0"/>
+          <w:i w:val="0"/>
+          <w:sz w:val="22"/>
+        </w:rPr>
+        <w:t xml:space="preserve"> — 한국어 해설: “어머나, 세상에”. 반가움·놀람을 드러내는 나이 든 여성의 감탄사. 타이시야가 옛 단골을 알아보며. 장면 7.</w:t>
+      </w:r>
+    </w:p>
+    <w:p>
+      <w:pPr>
+        <w:spacing w:before="0" w:after="120"/>
+      </w:pPr>
+      <w:r>
+        <w:rPr>
+          <w:rFonts w:ascii="Times New Roman" w:hAnsi="Times New Roman" w:eastAsia="Malgun Gothic"/>
+          <w:b/>
+          <w:i w:val="0"/>
+          <w:sz w:val="22"/>
+        </w:rPr>
+        <w:t>«заверните с собой»</w:t>
+      </w:r>
+      <w:r>
+        <w:rPr>
+          <w:rFonts w:ascii="Times New Roman" w:hAnsi="Times New Roman" w:eastAsia="Malgun Gothic"/>
+          <w:b w:val="0"/>
+          <w:i w:val="0"/>
+          <w:sz w:val="22"/>
+        </w:rPr>
+        <w:t xml:space="preserve"> — 한국어 해설: “싸 주세요, 가져갈게요”. 가게·식당에서 포장을 부탁하는 기본 표현(с собой = 테이크아웃). 경호 규정 때문에 그 자리에서 먹지 못하는 료샤가. 장면 7.</w:t>
+      </w:r>
+    </w:p>
+    <w:p>
+      <w:pPr>
+        <w:spacing w:before="0" w:after="120"/>
+      </w:pPr>
+      <w:r>
+        <w:rPr>
+          <w:rFonts w:ascii="Times New Roman" w:hAnsi="Times New Roman" w:eastAsia="Malgun Gothic"/>
+          <w:b/>
+          <w:i w:val="0"/>
+          <w:sz w:val="22"/>
+        </w:rPr>
+        <w:t>«За счёт заведения»</w:t>
+      </w:r>
+      <w:r>
+        <w:rPr>
+          <w:rFonts w:ascii="Times New Roman" w:hAnsi="Times New Roman" w:eastAsia="Malgun Gothic"/>
+          <w:b w:val="0"/>
+          <w:i w:val="0"/>
+          <w:sz w:val="22"/>
+        </w:rPr>
+        <w:t xml:space="preserve"> — 한국어 해설: “가게에서 내는 거예요, 서비스예요”. 주인이 값을 받지 않겠다고 할 때 쓰는 관용구. 여기서는 료샤가 “선물은 법으로 못 받는다”며 사양한다. 장면 7.</w:t>
+      </w:r>
+    </w:p>
+    <w:p>
+      <w:pPr>
+        <w:spacing w:before="0" w:after="120"/>
+      </w:pPr>
+      <w:r>
+        <w:rPr>
+          <w:rFonts w:ascii="Times New Roman" w:hAnsi="Times New Roman" w:eastAsia="Malgun Gothic"/>
+          <w:b/>
+          <w:i w:val="0"/>
+          <w:sz w:val="22"/>
+        </w:rPr>
+        <w:t>«Сдачи не надо»</w:t>
+      </w:r>
+      <w:r>
+        <w:rPr>
+          <w:rFonts w:ascii="Times New Roman" w:hAnsi="Times New Roman" w:eastAsia="Malgun Gothic"/>
+          <w:b w:val="0"/>
+          <w:i w:val="0"/>
+          <w:sz w:val="22"/>
+        </w:rPr>
+        <w:t xml:space="preserve"> — 한국어 해설: “거스름돈은 됐어요”. 계산할 때 잔돈을 받지 않겠다는 말. 료샤가 옛 외상값을 갚는 셈 치며. 장면 7.</w:t>
+      </w:r>
+    </w:p>
+    <w:p>
+      <w:pPr>
+        <w:spacing w:before="0" w:after="120"/>
+      </w:pPr>
+      <w:r>
+        <w:rPr>
+          <w:rFonts w:ascii="Times New Roman" w:hAnsi="Times New Roman" w:eastAsia="Malgun Gothic"/>
+          <w:b/>
+          <w:i w:val="0"/>
+          <w:sz w:val="22"/>
+        </w:rPr>
+        <w:t>«Он самый»</w:t>
+      </w:r>
+      <w:r>
+        <w:rPr>
+          <w:rFonts w:ascii="Times New Roman" w:hAnsi="Times New Roman" w:eastAsia="Malgun Gothic"/>
+          <w:b w:val="0"/>
+          <w:i w:val="0"/>
+          <w:sz w:val="22"/>
+        </w:rPr>
+        <w:t xml:space="preserve"> — 한국어 해설: “네, 바로 그 사람이에요”. “혹시 ~아니야?” 하고 알아보는 물음에 맞다고 답하는 가벼운 구어(여성은 «Она самая»). 료샤가 자신을 알아본 예핌 사비치에게. 장면 7.</w:t>
+      </w:r>
+    </w:p>
+    <w:p>
+      <w:pPr>
+        <w:spacing w:before="0" w:after="120"/>
+      </w:pPr>
+      <w:r>
+        <w:rPr>
+          <w:rFonts w:ascii="Times New Roman" w:hAnsi="Times New Roman" w:eastAsia="Malgun Gothic"/>
+          <w:b/>
+          <w:i w:val="0"/>
+          <w:sz w:val="22"/>
+        </w:rPr>
+        <w:t>«Не зазнавайся»</w:t>
+      </w:r>
+      <w:r>
+        <w:rPr>
+          <w:rFonts w:ascii="Times New Roman" w:hAnsi="Times New Roman" w:eastAsia="Malgun Gothic"/>
+          <w:b w:val="0"/>
+          <w:i w:val="0"/>
+          <w:sz w:val="22"/>
+        </w:rPr>
+        <w:t xml:space="preserve"> — 한국어 해설: “잘난 척하지 마라, 우쭐대지 마”. 출세한 아는 사람에게 동네 어른이 애정 섞어 던지는 당부. 예핌이 대통령 료샤에게. 장면 7.</w:t>
       </w:r>
     </w:p>
     <w:p>
